--- a/public/CV_Marshall_Rasendria_Mahendra.docx
+++ b/public/CV_Marshall_Rasendria_Mahendra.docx
@@ -333,7 +333,7 @@
           <w:sz w:val="20"/>
           <w:szCs w:val="20"/>
         </w:rPr>
-        <w:t>Full-Stack Web Development: React, Next.js, TypeScript, Node.js, NestJS, Express.js, FastAPI, PHP, Laravel, PostgreSQL, Prisma, Supabase, RESTful APIs, Docker, Git/GitHub. Integrations: Midtrans, Google OAuth, SMTP, dompdf.</w:t>
+        <w:t>Microsoft Power Platform: Power Apps, Power Automate, AI Builder, TypeScript Office Scripts, approval workflows, and Microsoft 365 integration.</w:t>
       </w:r>
     </w:p>
     <w:p>
@@ -356,7 +356,7 @@
           <w:sz w:val="20"/>
           <w:szCs w:val="20"/>
         </w:rPr>
-        <w:t>Artificial Intelligence &amp; ML: Python, TensorFlow / TensorFlow.js, PyTorch, Scikit-Learn, OpenCV, MediaPipe, YOLO. CNNs (2D/1D), transfer learning, model explainability (Grad-CAM), leakage-free evaluation (patient-level splits, ROC/AUC, F1).</w:t>
+        <w:t>Artificial Intelligence &amp; Machine Learning: Python, PyTorch, TensorFlow, Scikit-Learn, OpenCV, transfer learning, model evaluation, and explainability.</w:t>
       </w:r>
     </w:p>
     <w:p>
@@ -379,7 +379,7 @@
           <w:sz w:val="20"/>
           <w:szCs w:val="20"/>
         </w:rPr>
-        <w:t>LLM Application Development: OpenAI API, LangChain, Retrieval-Augmented Generation (RAG), Prompt Engineering, Regular Expressions.</w:t>
+        <w:t>LLM &amp; Document Intelligence: OpenAI API, LangChain, RAG, prompt engineering, OCR, invoice data extraction, and human-in-the-loop validation.</w:t>
       </w:r>
     </w:p>
     <w:p>
@@ -402,7 +402,7 @@
           <w:sz w:val="20"/>
           <w:szCs w:val="20"/>
         </w:rPr>
-        <w:t>Enterprise Systems: Odoo &amp; SAP.</w:t>
+        <w:t>Enterprise Process Automation: SAP S/4HANA invoice data mapping, posting-template alignment, Accounts Payable workflows, duplicate detection, and audit logging.</w:t>
       </w:r>
     </w:p>
     <w:p>
@@ -425,7 +425,7 @@
           <w:sz w:val="20"/>
           <w:szCs w:val="20"/>
         </w:rPr>
-        <w:t>3D &amp; Graphics: Three.js, react-three-fiber, on-device inference, real-time computer vision (analytic inverse kinematics).</w:t>
+        <w:t>Data &amp; Backend Engineering: SQL, Pandas, NumPy, FastAPI, RESTful APIs, PostgreSQL, Docker, and Git/GitHub.</w:t>
       </w:r>
     </w:p>
     <w:p>
@@ -448,7 +448,7 @@
           <w:sz w:val="20"/>
           <w:szCs w:val="20"/>
         </w:rPr>
-        <w:t>Data Science &amp; Analytics: Pandas, NumPy, SQL (Advanced), Matplotlib, Jupyter Notebook, Kaggle, Google Cloud Platform.</w:t>
+        <w:t>AWS &amp; Generative AI Fundamentals: Amazon Bedrock, foundation models, and agentic AI concepts.</w:t>
       </w:r>
     </w:p>
     <w:p>
@@ -510,7 +510,7 @@
           <w:sz w:val="20"/>
           <w:szCs w:val="20"/>
         </w:rPr>
-        <w:t>PT Data Labs Analytics (Internship)</w:t>
+        <w:t>PT Bumi Resources Tbk (Internship)</w:t>
       </w:r>
       <w:r>
         <w:rPr>
@@ -519,7 +519,7 @@
           <w:szCs w:val="20"/>
         </w:rPr>
         <w:tab/>
-        <w:t>June 2026 – Present</w:t>
+        <w:t>August 2026 – Present</w:t>
       </w:r>
     </w:p>
     <w:p>
@@ -542,7 +542,7 @@
           <w:sz w:val="20"/>
           <w:szCs w:val="20"/>
         </w:rPr>
-        <w:t>Delivering AI/ML solutions for an enterprise client as part of the company’s outsourced engineering team, contributing across the full model development lifecycle</w:t>
+        <w:t>Developing AI-powered Accounts Payable automation using Microsoft Power Automate, AI Builder, and TypeScript Office Scripts, transforming invoice documents into structured financial data aligned with SAP S/4HANA posting requirements</w:t>
       </w:r>
       <w:r>
         <w:rPr>
@@ -573,7 +573,15 @@
           <w:sz w:val="20"/>
           <w:szCs w:val="20"/>
         </w:rPr>
-        <w:t>Operating within a client-facing engagement under confidentiality constraints, translating business requirements into technical solutions while following the team’s production standards for reproducibility, code quality, and reliable delivery.</w:t>
+        <w:t>Translating finance and SAP requirements into automated data mapping across a 43-column posting template, including document headers, invoice line items, currencies, and debit-credit validation</w:t>
+      </w:r>
+      <w:r>
+        <w:rPr>
+          <w:rFonts w:ascii="Times New Roman" w:hAnsi="Times New Roman" w:cs="Times New Roman"/>
+          <w:sz w:val="20"/>
+          <w:szCs w:val="20"/>
+        </w:rPr>
+        <w:t>.</w:t>
       </w:r>
     </w:p>
     <w:p>
@@ -596,19 +604,16 @@
           <w:sz w:val="20"/>
           <w:szCs w:val="20"/>
         </w:rPr>
-        <w:t>Gained hands-on experience working within the Google Cloud Platform environment, using BigQuery for large-scale data querying and processing as part of the client’s cloud-based data workflow.</w:t>
-      </w:r>
-    </w:p>
-    <w:p>
-      <w:pPr>
-        <w:pStyle w:val="ListParagraph"/>
-        <w:spacing w:after="0" w:line="240" w:lineRule="auto"/>
-        <w:rPr>
-          <w:rFonts w:ascii="Times New Roman" w:hAnsi="Times New Roman" w:cs="Times New Roman"/>
-          <w:sz w:val="20"/>
-          <w:szCs w:val="20"/>
-        </w:rPr>
-      </w:pPr>
+        <w:t>Building human review and approval workflows with duplicate detection, automated notifications, and audit logging, while refining AI extraction prompts and validating outputs against sample invoices</w:t>
+      </w:r>
+      <w:r>
+        <w:rPr>
+          <w:rFonts w:ascii="Times New Roman" w:hAnsi="Times New Roman" w:cs="Times New Roman"/>
+          <w:sz w:val="20"/>
+          <w:szCs w:val="20"/>
+        </w:rPr>
+        <w:t>.</w:t>
+      </w:r>
     </w:p>
     <w:p>
       <w:pPr>
@@ -618,27 +623,42 @@
         <w:spacing w:after="0" w:line="240" w:lineRule="auto"/>
         <w:rPr>
           <w:rFonts w:ascii="Times New Roman" w:hAnsi="Times New Roman" w:cs="Times New Roman"/>
-          <w:sz w:val="20"/>
-          <w:szCs w:val="20"/>
-        </w:rPr>
-      </w:pPr>
-      <w:r>
-        <w:rPr>
-          <w:rFonts w:ascii="Times New Roman" w:hAnsi="Times New Roman" w:cs="Times New Roman"/>
           <w:b/>
           <w:bCs/>
           <w:sz w:val="20"/>
           <w:szCs w:val="20"/>
         </w:rPr>
-        <w:t xml:space="preserve">Machine Learning Engineer | </w:t>
-      </w:r>
-      <w:r>
-        <w:rPr>
-          <w:rFonts w:ascii="Times New Roman" w:hAnsi="Times New Roman" w:cs="Times New Roman"/>
-          <w:sz w:val="20"/>
-          <w:szCs w:val="20"/>
-        </w:rPr>
-        <w:t>HUMIC Engineering Research Center (Internship)</w:t>
+      </w:pPr>
+    </w:p>
+    <w:p>
+      <w:pPr>
+        <w:tabs>
+          <w:tab w:val="right" w:pos="10466"/>
+        </w:tabs>
+        <w:spacing w:after="0" w:line="240" w:lineRule="auto"/>
+        <w:rPr>
+          <w:rFonts w:ascii="Times New Roman" w:hAnsi="Times New Roman" w:cs="Times New Roman"/>
+          <w:sz w:val="20"/>
+          <w:szCs w:val="20"/>
+        </w:rPr>
+      </w:pPr>
+      <w:r>
+        <w:rPr>
+          <w:rFonts w:ascii="Times New Roman" w:hAnsi="Times New Roman" w:cs="Times New Roman"/>
+          <w:b/>
+          <w:bCs/>
+          <w:sz w:val="20"/>
+          <w:szCs w:val="20"/>
+        </w:rPr>
+        <w:t xml:space="preserve">Artificial Intelligence Engineer | </w:t>
+      </w:r>
+      <w:r>
+        <w:rPr>
+          <w:rFonts w:ascii="Times New Roman" w:hAnsi="Times New Roman" w:cs="Times New Roman"/>
+          <w:sz w:val="20"/>
+          <w:szCs w:val="20"/>
+        </w:rPr>
+        <w:t>PT Data Labs Analytics (Internship)</w:t>
       </w:r>
       <w:r>
         <w:rPr>
@@ -647,7 +667,15 @@
           <w:szCs w:val="20"/>
         </w:rPr>
         <w:tab/>
-        <w:t>April 2026 – Present</w:t>
+        <w:t xml:space="preserve">June 2026 – </w:t>
+      </w:r>
+      <w:r>
+        <w:rPr>
+          <w:rFonts w:ascii="Times New Roman" w:hAnsi="Times New Roman" w:cs="Times New Roman"/>
+          <w:sz w:val="20"/>
+          <w:szCs w:val="20"/>
+        </w:rPr>
+        <w:t>August 2026</w:t>
       </w:r>
     </w:p>
     <w:p>
@@ -657,19 +685,28 @@
           <w:ilvl w:val="0"/>
           <w:numId w:val="3"/>
         </w:numPr>
-        <w:rPr>
-          <w:rFonts w:ascii="Times New Roman" w:hAnsi="Times New Roman" w:cs="Times New Roman"/>
-          <w:sz w:val="20"/>
-          <w:szCs w:val="20"/>
-        </w:rPr>
-      </w:pPr>
-      <w:r>
-        <w:rPr>
-          <w:rFonts w:ascii="Times New Roman" w:hAnsi="Times New Roman" w:cs="Times New Roman"/>
-          <w:sz w:val="20"/>
-          <w:szCs w:val="20"/>
-        </w:rPr>
-        <w:t>Conducted a Systematic Literature Review across IEEE, Scopus, and Google Scholar, appraising 10+ papers and exposing that many 98 to 99% accuracy claims come from patient-level data leakage, which set an honest 0.85 AUC target.</w:t>
+        <w:spacing w:after="0" w:line="240" w:lineRule="auto"/>
+        <w:rPr>
+          <w:rFonts w:ascii="Times New Roman" w:hAnsi="Times New Roman" w:cs="Times New Roman"/>
+          <w:sz w:val="20"/>
+          <w:szCs w:val="20"/>
+        </w:rPr>
+      </w:pPr>
+      <w:r>
+        <w:rPr>
+          <w:rFonts w:ascii="Times New Roman" w:hAnsi="Times New Roman" w:cs="Times New Roman"/>
+          <w:sz w:val="20"/>
+          <w:szCs w:val="20"/>
+        </w:rPr>
+        <w:t>Delivering AI/ML solutions for an enterprise client as part of the company’s outsourced engineering team, contributing across the full model development lifecycle</w:t>
+      </w:r>
+      <w:r>
+        <w:rPr>
+          <w:rFonts w:ascii="Times New Roman" w:hAnsi="Times New Roman" w:cs="Times New Roman"/>
+          <w:sz w:val="20"/>
+          <w:szCs w:val="20"/>
+        </w:rPr>
+        <w:t>.</w:t>
       </w:r>
     </w:p>
     <w:p>
@@ -679,19 +716,20 @@
           <w:ilvl w:val="0"/>
           <w:numId w:val="3"/>
         </w:numPr>
-        <w:rPr>
-          <w:rFonts w:ascii="Times New Roman" w:hAnsi="Times New Roman" w:cs="Times New Roman"/>
-          <w:sz w:val="20"/>
-          <w:szCs w:val="20"/>
-        </w:rPr>
-      </w:pPr>
-      <w:r>
-        <w:rPr>
-          <w:rFonts w:ascii="Times New Roman" w:hAnsi="Times New Roman" w:cs="Times New Roman"/>
-          <w:sz w:val="20"/>
-          <w:szCs w:val="20"/>
-        </w:rPr>
-        <w:t>Built leakage-free PyTorch pipelines on CBIS-DDSM (whole-image and ROI, patient-level split) and trained 6 architectures, from EfficientNet-B3 and ConvNeXt to a CBAM hybrid-fusion network and Mammo-CLIP, across 12+ controlled experiments.</w:t>
+        <w:spacing w:after="0" w:line="240" w:lineRule="auto"/>
+        <w:rPr>
+          <w:rFonts w:ascii="Times New Roman" w:hAnsi="Times New Roman" w:cs="Times New Roman"/>
+          <w:sz w:val="20"/>
+          <w:szCs w:val="20"/>
+        </w:rPr>
+      </w:pPr>
+      <w:r>
+        <w:rPr>
+          <w:rFonts w:ascii="Times New Roman" w:hAnsi="Times New Roman" w:cs="Times New Roman"/>
+          <w:sz w:val="20"/>
+          <w:szCs w:val="20"/>
+        </w:rPr>
+        <w:t>Operating within a client-facing engagement under confidentiality constraints, translating business requirements into technical solutions while following the team’s production standards for reproducibility, code quality, and reliable delivery.</w:t>
       </w:r>
     </w:p>
     <w:p>
@@ -701,50 +739,32 @@
           <w:ilvl w:val="0"/>
           <w:numId w:val="3"/>
         </w:numPr>
-        <w:rPr>
-          <w:rFonts w:ascii="Times New Roman" w:hAnsi="Times New Roman" w:cs="Times New Roman"/>
-          <w:sz w:val="20"/>
-          <w:szCs w:val="20"/>
-        </w:rPr>
-      </w:pPr>
-      <w:r>
-        <w:rPr>
-          <w:rFonts w:ascii="Times New Roman" w:hAnsi="Times New Roman" w:cs="Times New Roman"/>
-          <w:sz w:val="20"/>
-          <w:szCs w:val="20"/>
-        </w:rPr>
-        <w:t>Raised AUC by ~6 points with clinical-metadata fusion (0.80 to 0.86), evaluated with F1, ROC/AUC, and confusion matrices plus Grad-CAM, and first-authored a 6-page IEEE conference paper.</w:t>
-      </w:r>
-    </w:p>
-    <w:p>
-      <w:pPr>
-        <w:pBdr>
-          <w:bottom w:val="single" w:sz="6" w:space="1" w:color="auto"/>
-        </w:pBdr>
-        <w:spacing w:after="0" w:line="240" w:lineRule="auto"/>
-        <w:rPr>
-          <w:rFonts w:ascii="Times New Roman" w:hAnsi="Times New Roman" w:cs="Times New Roman"/>
-          <w:b/>
-          <w:bCs/>
-        </w:rPr>
-      </w:pPr>
-      <w:r>
-        <w:rPr>
-          <w:rFonts w:ascii="Times New Roman" w:hAnsi="Times New Roman" w:cs="Times New Roman"/>
-          <w:b/>
-          <w:bCs/>
-          <w:lang w:val="en"/>
-        </w:rPr>
-        <w:t>ORGANIZATIONAL EXPERIENCE</w:t>
-      </w:r>
-      <w:r>
-        <w:rPr>
-          <w:rFonts w:ascii="Times New Roman" w:hAnsi="Times New Roman" w:cs="Times New Roman"/>
-          <w:b/>
-          <w:bCs/>
-        </w:rPr>
-        <w:t>S</w:t>
-      </w:r>
+        <w:spacing w:after="0" w:line="240" w:lineRule="auto"/>
+        <w:rPr>
+          <w:rFonts w:ascii="Times New Roman" w:hAnsi="Times New Roman" w:cs="Times New Roman"/>
+          <w:sz w:val="20"/>
+          <w:szCs w:val="20"/>
+        </w:rPr>
+      </w:pPr>
+      <w:r>
+        <w:rPr>
+          <w:rFonts w:ascii="Times New Roman" w:hAnsi="Times New Roman" w:cs="Times New Roman"/>
+          <w:sz w:val="20"/>
+          <w:szCs w:val="20"/>
+        </w:rPr>
+        <w:t>Gained hands-on experience working within the Google Cloud Platform environment, using BigQuery for large-scale data querying and processing as part of the client’s cloud-based data workflow.</w:t>
+      </w:r>
+    </w:p>
+    <w:p>
+      <w:pPr>
+        <w:pStyle w:val="ListParagraph"/>
+        <w:spacing w:after="0" w:line="240" w:lineRule="auto"/>
+        <w:rPr>
+          <w:rFonts w:ascii="Times New Roman" w:hAnsi="Times New Roman" w:cs="Times New Roman"/>
+          <w:sz w:val="20"/>
+          <w:szCs w:val="20"/>
+        </w:rPr>
+      </w:pPr>
     </w:p>
     <w:p>
       <w:pPr>
@@ -766,15 +786,35 @@
           <w:sz w:val="20"/>
           <w:szCs w:val="20"/>
         </w:rPr>
-        <w:t xml:space="preserve">Full-Stack Developer | </w:t>
-      </w:r>
-      <w:r>
-        <w:rPr>
-          <w:rFonts w:ascii="Times New Roman" w:hAnsi="Times New Roman" w:cs="Times New Roman"/>
-          <w:sz w:val="20"/>
-          <w:szCs w:val="20"/>
-        </w:rPr>
-        <w:t>Central Computer Improvement (CCI) Telkom University</w:t>
+        <w:t xml:space="preserve"> </w:t>
+      </w:r>
+      <w:r>
+        <w:rPr>
+          <w:rFonts w:ascii="Times New Roman" w:hAnsi="Times New Roman" w:cs="Times New Roman"/>
+          <w:b/>
+          <w:bCs/>
+          <w:sz w:val="20"/>
+          <w:szCs w:val="20"/>
+        </w:rPr>
+        <w:t xml:space="preserve">Artificial Intelligence </w:t>
+      </w:r>
+      <w:r>
+        <w:rPr>
+          <w:rFonts w:ascii="Times New Roman" w:hAnsi="Times New Roman" w:cs="Times New Roman"/>
+          <w:b/>
+          <w:bCs/>
+          <w:sz w:val="20"/>
+          <w:szCs w:val="20"/>
+        </w:rPr>
+        <w:t xml:space="preserve">Engineer | </w:t>
+      </w:r>
+      <w:r>
+        <w:rPr>
+          <w:rFonts w:ascii="Times New Roman" w:hAnsi="Times New Roman" w:cs="Times New Roman"/>
+          <w:sz w:val="20"/>
+          <w:szCs w:val="20"/>
+        </w:rPr>
+        <w:t>HUMIC Engineering Research Center (Internship)</w:t>
       </w:r>
       <w:r>
         <w:rPr>
@@ -783,7 +823,15 @@
           <w:szCs w:val="20"/>
         </w:rPr>
         <w:tab/>
-        <w:t>February 2026 – Present</w:t>
+        <w:t xml:space="preserve">April 2026 – </w:t>
+      </w:r>
+      <w:r>
+        <w:rPr>
+          <w:rFonts w:ascii="Times New Roman" w:hAnsi="Times New Roman" w:cs="Times New Roman"/>
+          <w:sz w:val="20"/>
+          <w:szCs w:val="20"/>
+        </w:rPr>
+        <w:t>June 2026</w:t>
       </w:r>
     </w:p>
     <w:p>
@@ -793,20 +841,27 @@
           <w:ilvl w:val="0"/>
           <w:numId w:val="3"/>
         </w:numPr>
-        <w:spacing w:after="0" w:line="240" w:lineRule="auto"/>
-        <w:rPr>
-          <w:rFonts w:ascii="Times New Roman" w:hAnsi="Times New Roman" w:cs="Times New Roman"/>
-          <w:sz w:val="20"/>
-          <w:szCs w:val="20"/>
-        </w:rPr>
-      </w:pPr>
-      <w:r>
-        <w:rPr>
-          <w:rFonts w:ascii="Times New Roman" w:hAnsi="Times New Roman" w:cs="Times New Roman"/>
-          <w:sz w:val="20"/>
-          <w:szCs w:val="20"/>
-        </w:rPr>
-        <w:t>Served as backend developer on a 6-person engineering team building a vendor marketplace platform in partnership with UKM CSC, developing 90+ RESTful API endpoints using NestJS, PostgreSQL, and Prisma ORM. Authored full API documentation, tested endpoints with Postman, and configured Supabase, Midtrans payment gateway, SMTP, and Google OAuth integrations.</w:t>
+        <w:rPr>
+          <w:rFonts w:ascii="Times New Roman" w:hAnsi="Times New Roman" w:cs="Times New Roman"/>
+          <w:sz w:val="20"/>
+          <w:szCs w:val="20"/>
+        </w:rPr>
+      </w:pPr>
+      <w:r>
+        <w:rPr>
+          <w:rFonts w:ascii="Times New Roman" w:hAnsi="Times New Roman" w:cs="Times New Roman"/>
+          <w:sz w:val="20"/>
+          <w:szCs w:val="20"/>
+        </w:rPr>
+        <w:t>Designed and implemented reproducible mammogram classification pipelines, covering dataset curation, image preprocessing, patient-level splitting, and clinical metadata encoding</w:t>
+      </w:r>
+      <w:r>
+        <w:rPr>
+          <w:rFonts w:ascii="Times New Roman" w:hAnsi="Times New Roman" w:cs="Times New Roman"/>
+          <w:sz w:val="20"/>
+          <w:szCs w:val="20"/>
+        </w:rPr>
+        <w:t>.</w:t>
       </w:r>
     </w:p>
     <w:p>
@@ -816,72 +871,19 @@
           <w:ilvl w:val="0"/>
           <w:numId w:val="3"/>
         </w:numPr>
-        <w:spacing w:after="0" w:line="240" w:lineRule="auto"/>
-        <w:rPr>
-          <w:rFonts w:ascii="Times New Roman" w:hAnsi="Times New Roman" w:cs="Times New Roman"/>
-          <w:sz w:val="20"/>
-          <w:szCs w:val="20"/>
-        </w:rPr>
-      </w:pPr>
-      <w:r>
-        <w:rPr>
-          <w:rFonts w:ascii="Times New Roman" w:hAnsi="Times New Roman" w:cs="Times New Roman"/>
-          <w:sz w:val="20"/>
-          <w:szCs w:val="20"/>
-        </w:rPr>
-        <w:t>Independently built a full stack document automation platform for Telkom University's student directorate, enabling 50+ student organizations to auto generate Proposal Kegiatan and LPJ documents, cutting processing time from 2+ hours to minutes. Designed the system from scratch with no predefined spec, replicated official templates via dompdf, and passed a penetration test from Telkom's PuTI Directorate before deployment.</w:t>
-      </w:r>
-    </w:p>
-    <w:p>
-      <w:pPr>
-        <w:pStyle w:val="ListParagraph"/>
-        <w:spacing w:after="0" w:line="240" w:lineRule="auto"/>
-        <w:rPr>
-          <w:rFonts w:ascii="Times New Roman" w:hAnsi="Times New Roman" w:cs="Times New Roman"/>
-          <w:sz w:val="20"/>
-          <w:szCs w:val="20"/>
-        </w:rPr>
-      </w:pPr>
-    </w:p>
-    <w:p>
-      <w:pPr>
-        <w:tabs>
-          <w:tab w:val="right" w:pos="10466"/>
-        </w:tabs>
-        <w:spacing w:after="0" w:line="240" w:lineRule="auto"/>
-        <w:rPr>
-          <w:rFonts w:ascii="Times New Roman" w:hAnsi="Times New Roman" w:cs="Times New Roman"/>
-          <w:sz w:val="20"/>
-          <w:szCs w:val="20"/>
-        </w:rPr>
-      </w:pPr>
-      <w:r>
-        <w:rPr>
-          <w:rFonts w:ascii="Times New Roman" w:hAnsi="Times New Roman" w:cs="Times New Roman"/>
-          <w:b/>
-          <w:bCs/>
-          <w:sz w:val="20"/>
-          <w:szCs w:val="20"/>
-        </w:rPr>
-        <w:lastRenderedPageBreak/>
-        <w:t xml:space="preserve">Laboratory Assistant | </w:t>
-      </w:r>
-      <w:r>
-        <w:rPr>
-          <w:rFonts w:ascii="Times New Roman" w:hAnsi="Times New Roman" w:cs="Times New Roman"/>
-          <w:sz w:val="20"/>
-          <w:szCs w:val="20"/>
-        </w:rPr>
-        <w:t>ERP Laboratory Telkom University</w:t>
-      </w:r>
-      <w:r>
-        <w:rPr>
-          <w:rFonts w:ascii="Times New Roman" w:hAnsi="Times New Roman" w:cs="Times New Roman"/>
-          <w:sz w:val="20"/>
-          <w:szCs w:val="20"/>
-        </w:rPr>
-        <w:tab/>
-        <w:t>March 2026 – Present</w:t>
+        <w:rPr>
+          <w:rFonts w:ascii="Times New Roman" w:hAnsi="Times New Roman" w:cs="Times New Roman"/>
+          <w:sz w:val="20"/>
+          <w:szCs w:val="20"/>
+        </w:rPr>
+      </w:pPr>
+      <w:r>
+        <w:rPr>
+          <w:rFonts w:ascii="Times New Roman" w:hAnsi="Times New Roman" w:cs="Times New Roman"/>
+          <w:sz w:val="20"/>
+          <w:szCs w:val="20"/>
+        </w:rPr>
+        <w:t>Developed and trained six deep learning architectures across whole-image and lesion-region inputs, including single-backbone, hybrid attention, multimodal, and mammography foundation models.</w:t>
       </w:r>
     </w:p>
     <w:p>
@@ -891,20 +893,89 @@
           <w:ilvl w:val="0"/>
           <w:numId w:val="3"/>
         </w:numPr>
-        <w:spacing w:after="0" w:line="240" w:lineRule="auto"/>
-        <w:rPr>
-          <w:rFonts w:ascii="Times New Roman" w:hAnsi="Times New Roman" w:cs="Times New Roman"/>
-          <w:sz w:val="20"/>
-          <w:szCs w:val="20"/>
-        </w:rPr>
-      </w:pPr>
-      <w:r>
-        <w:rPr>
-          <w:rFonts w:ascii="Times New Roman" w:hAnsi="Times New Roman" w:cs="Times New Roman"/>
-          <w:sz w:val="20"/>
-          <w:szCs w:val="20"/>
-        </w:rPr>
-        <w:t>Lead the Champions Teams work program, an initiative aimed at increasing competitive participation among 200+ Information Systems students through curated competition opportunities.</w:t>
+        <w:rPr>
+          <w:rFonts w:ascii="Times New Roman" w:hAnsi="Times New Roman" w:cs="Times New Roman"/>
+          <w:sz w:val="20"/>
+          <w:szCs w:val="20"/>
+        </w:rPr>
+      </w:pPr>
+      <w:r>
+        <w:rPr>
+          <w:rFonts w:ascii="Times New Roman" w:hAnsi="Times New Roman" w:cs="Times New Roman"/>
+          <w:sz w:val="20"/>
+          <w:szCs w:val="20"/>
+        </w:rPr>
+        <w:t>Configured controlled training and evaluation workflows using staged fine-tuning, mixed precision, gradient accumulation, and validation-based checkpoint and threshold selection.</w:t>
+      </w:r>
+    </w:p>
+    <w:p>
+      <w:pPr>
+        <w:pBdr>
+          <w:bottom w:val="single" w:sz="6" w:space="1" w:color="auto"/>
+        </w:pBdr>
+        <w:spacing w:after="0" w:line="240" w:lineRule="auto"/>
+        <w:rPr>
+          <w:rFonts w:ascii="Times New Roman" w:hAnsi="Times New Roman" w:cs="Times New Roman"/>
+          <w:b/>
+          <w:bCs/>
+        </w:rPr>
+      </w:pPr>
+      <w:r>
+        <w:rPr>
+          <w:rFonts w:ascii="Times New Roman" w:hAnsi="Times New Roman" w:cs="Times New Roman"/>
+          <w:b/>
+          <w:bCs/>
+          <w:lang w:val="en"/>
+        </w:rPr>
+        <w:t>ORGANIZATIONAL EXPERIENCE</w:t>
+      </w:r>
+      <w:r>
+        <w:rPr>
+          <w:rFonts w:ascii="Times New Roman" w:hAnsi="Times New Roman" w:cs="Times New Roman"/>
+          <w:b/>
+          <w:bCs/>
+        </w:rPr>
+        <w:t>S</w:t>
+      </w:r>
+    </w:p>
+    <w:p>
+      <w:pPr>
+        <w:tabs>
+          <w:tab w:val="right" w:pos="10466"/>
+        </w:tabs>
+        <w:spacing w:after="0" w:line="240" w:lineRule="auto"/>
+        <w:rPr>
+          <w:rFonts w:ascii="Times New Roman" w:hAnsi="Times New Roman" w:cs="Times New Roman"/>
+          <w:sz w:val="20"/>
+          <w:szCs w:val="20"/>
+        </w:rPr>
+      </w:pPr>
+      <w:r>
+        <w:rPr>
+          <w:rFonts w:ascii="Times New Roman" w:hAnsi="Times New Roman" w:cs="Times New Roman"/>
+          <w:b/>
+          <w:bCs/>
+          <w:sz w:val="20"/>
+          <w:szCs w:val="20"/>
+        </w:rPr>
+        <w:t xml:space="preserve">Full-Stack Developer | </w:t>
+      </w:r>
+      <w:r>
+        <w:rPr>
+          <w:rFonts w:ascii="Times New Roman" w:hAnsi="Times New Roman" w:cs="Times New Roman"/>
+          <w:sz w:val="20"/>
+          <w:szCs w:val="20"/>
+        </w:rPr>
+        <w:t>Central Computer Improvement (CCI) Telkom University</w:t>
+      </w:r>
+      <w:r>
+        <w:rPr>
+          <w:rFonts w:ascii="Times New Roman" w:hAnsi="Times New Roman" w:cs="Times New Roman"/>
+          <w:sz w:val="20"/>
+          <w:szCs w:val="20"/>
+        </w:rPr>
+        <w:tab/>
+        <w:t>February 2026 – Present</w:t>
       </w:r>
     </w:p>
     <w:p>
@@ -927,58 +998,7 @@
           <w:sz w:val="20"/>
           <w:szCs w:val="20"/>
         </w:rPr>
-        <w:t>Research, curate, and disseminate 10+ national and international competitions every month across Essay, Business Model Canvas, Design, IT, and Business Plan categories.</w:t>
-      </w:r>
-    </w:p>
-    <w:p>
-      <w:pPr>
-        <w:pStyle w:val="ListParagraph"/>
-        <w:spacing w:after="0" w:line="240" w:lineRule="auto"/>
-        <w:rPr>
-          <w:rFonts w:ascii="Times New Roman" w:hAnsi="Times New Roman" w:cs="Times New Roman"/>
-          <w:sz w:val="20"/>
-          <w:szCs w:val="20"/>
-        </w:rPr>
-      </w:pPr>
-    </w:p>
-    <w:p>
-      <w:pPr>
-        <w:tabs>
-          <w:tab w:val="right" w:pos="10466"/>
-        </w:tabs>
-        <w:spacing w:after="0" w:line="240" w:lineRule="auto"/>
-        <w:rPr>
-          <w:rFonts w:ascii="Times New Roman" w:hAnsi="Times New Roman" w:cs="Times New Roman"/>
-          <w:sz w:val="20"/>
-          <w:szCs w:val="20"/>
-        </w:rPr>
-      </w:pPr>
-      <w:r>
-        <w:rPr>
-          <w:rFonts w:ascii="Times New Roman" w:hAnsi="Times New Roman" w:cs="Times New Roman"/>
-          <w:b/>
-          <w:bCs/>
-          <w:sz w:val="20"/>
-          <w:szCs w:val="20"/>
-        </w:rPr>
-        <w:t xml:space="preserve">Sponsorship Staff | </w:t>
-      </w:r>
-      <w:r>
-        <w:rPr>
-          <w:rFonts w:ascii="Times New Roman" w:hAnsi="Times New Roman" w:cs="Times New Roman"/>
-          <w:sz w:val="20"/>
-          <w:szCs w:val="20"/>
-        </w:rPr>
-        <w:t>Telkom University National Futsal Championship</w:t>
-      </w:r>
-      <w:r>
-        <w:rPr>
-          <w:rFonts w:ascii="Times New Roman" w:hAnsi="Times New Roman" w:cs="Times New Roman"/>
-          <w:sz w:val="20"/>
-          <w:szCs w:val="20"/>
-        </w:rPr>
-        <w:tab/>
-        <w:t>December 2025 – May 2026</w:t>
+        <w:t>Served as backend developer on a 6-person engineering team building a vendor marketplace platform in partnership with UKM CSC, developing 90+ RESTful API endpoints using NestJS, PostgreSQL, and Prisma ORM. Authored full API documentation, tested endpoints with Postman, and configured Supabase, Midtrans payment gateway, SMTP, and Google OAuth integrations.</w:t>
       </w:r>
     </w:p>
     <w:p>
@@ -1001,7 +1021,59 @@
           <w:sz w:val="20"/>
           <w:szCs w:val="20"/>
         </w:rPr>
-        <w:t>Identified and approached 40+ potential corporate sponsors through targeted B2B outreach, conducting 15+ pitching sessions to companies and negotiating partnership agreements covering branding placements and event activation.</w:t>
+        <w:lastRenderedPageBreak/>
+        <w:t>Independently built a full stack document automation platform for Telkom University's student directorate, enabling 50+ student organizations to auto generate Proposal Kegiatan and LPJ documents, cutting processing time from 2+ hours to minutes. Designed the system from scratch with no predefined spec, replicated official templates via dompdf, and passed a penetration test from Telkom's PuTI Directorate before deployment.</w:t>
+      </w:r>
+    </w:p>
+    <w:p>
+      <w:pPr>
+        <w:pStyle w:val="ListParagraph"/>
+        <w:spacing w:after="0" w:line="240" w:lineRule="auto"/>
+        <w:rPr>
+          <w:rFonts w:ascii="Times New Roman" w:hAnsi="Times New Roman" w:cs="Times New Roman"/>
+          <w:sz w:val="20"/>
+          <w:szCs w:val="20"/>
+        </w:rPr>
+      </w:pPr>
+    </w:p>
+    <w:p>
+      <w:pPr>
+        <w:tabs>
+          <w:tab w:val="right" w:pos="10466"/>
+        </w:tabs>
+        <w:spacing w:after="0" w:line="240" w:lineRule="auto"/>
+        <w:rPr>
+          <w:rFonts w:ascii="Times New Roman" w:hAnsi="Times New Roman" w:cs="Times New Roman"/>
+          <w:sz w:val="20"/>
+          <w:szCs w:val="20"/>
+        </w:rPr>
+      </w:pPr>
+      <w:r>
+        <w:rPr>
+          <w:rFonts w:ascii="Times New Roman" w:hAnsi="Times New Roman" w:cs="Times New Roman"/>
+          <w:b/>
+          <w:bCs/>
+          <w:sz w:val="20"/>
+          <w:szCs w:val="20"/>
+        </w:rPr>
+        <w:t xml:space="preserve">Laboratory Assistant | </w:t>
+      </w:r>
+      <w:r>
+        <w:rPr>
+          <w:rFonts w:ascii="Times New Roman" w:hAnsi="Times New Roman" w:cs="Times New Roman"/>
+          <w:sz w:val="20"/>
+          <w:szCs w:val="20"/>
+        </w:rPr>
+        <w:t>ERP Laboratory Telkom University</w:t>
+      </w:r>
+      <w:r>
+        <w:rPr>
+          <w:rFonts w:ascii="Times New Roman" w:hAnsi="Times New Roman" w:cs="Times New Roman"/>
+          <w:sz w:val="20"/>
+          <w:szCs w:val="20"/>
+        </w:rPr>
+        <w:tab/>
+        <w:t>March 2026 – Present</w:t>
       </w:r>
     </w:p>
     <w:p>
@@ -1024,78 +1096,7 @@
           <w:sz w:val="20"/>
           <w:szCs w:val="20"/>
         </w:rPr>
-        <w:t>Established partnership agreements with multiple tenants and managed tenant coordination throughout the event, contributing to a 90% sponsorship slot fulfilment rate ahead of competition day.</w:t>
-      </w:r>
-    </w:p>
-    <w:p>
-      <w:pPr>
-        <w:spacing w:after="0" w:line="240" w:lineRule="auto"/>
-        <w:rPr>
-          <w:rFonts w:ascii="Times New Roman" w:hAnsi="Times New Roman" w:cs="Times New Roman"/>
-          <w:sz w:val="20"/>
-          <w:szCs w:val="20"/>
-        </w:rPr>
-      </w:pPr>
-    </w:p>
-    <w:p>
-      <w:pPr>
-        <w:pBdr>
-          <w:bottom w:val="single" w:sz="6" w:space="1" w:color="auto"/>
-        </w:pBdr>
-        <w:spacing w:after="0" w:line="240" w:lineRule="auto"/>
-        <w:rPr>
-          <w:rFonts w:ascii="Times New Roman" w:hAnsi="Times New Roman" w:cs="Times New Roman"/>
-          <w:b/>
-          <w:bCs/>
-        </w:rPr>
-      </w:pPr>
-      <w:r>
-        <w:rPr>
-          <w:rFonts w:ascii="Times New Roman" w:hAnsi="Times New Roman" w:cs="Times New Roman"/>
-          <w:b/>
-          <w:bCs/>
-        </w:rPr>
-        <w:t>PROJECTS</w:t>
-      </w:r>
-    </w:p>
-    <w:p>
-      <w:pPr>
-        <w:tabs>
-          <w:tab w:val="right" w:pos="10466"/>
-        </w:tabs>
-        <w:spacing w:after="0" w:line="240" w:lineRule="auto"/>
-        <w:rPr>
-          <w:rFonts w:ascii="Times New Roman" w:hAnsi="Times New Roman" w:cs="Times New Roman"/>
-          <w:sz w:val="20"/>
-          <w:szCs w:val="20"/>
-        </w:rPr>
-      </w:pPr>
-      <w:r>
-        <w:rPr>
-          <w:rFonts w:ascii="Times New Roman" w:hAnsi="Times New Roman" w:cs="Times New Roman"/>
-          <w:b/>
-          <w:bCs/>
-          <w:sz w:val="20"/>
-          <w:szCs w:val="20"/>
-        </w:rPr>
-        <w:t xml:space="preserve">KawanTuli | </w:t>
-      </w:r>
-      <w:r>
-        <w:rPr>
-          <w:rFonts w:ascii="Times New Roman" w:hAnsi="Times New Roman" w:cs="Times New Roman"/>
-          <w:sz w:val="20"/>
-          <w:szCs w:val="20"/>
-        </w:rPr>
-        <w:t>Capstone Project</w:t>
-      </w:r>
-      <w:r>
-        <w:rPr>
-          <w:rFonts w:ascii="Times New Roman" w:hAnsi="Times New Roman" w:cs="Times New Roman"/>
-          <w:sz w:val="20"/>
-          <w:szCs w:val="20"/>
-        </w:rPr>
-        <w:tab/>
-        <w:t> July 2026 - Present</w:t>
+        <w:t>Lead the Champions Teams work program, an initiative aimed at increasing competitive participation among 200+ Information Systems students through curated competition opportunities.</w:t>
       </w:r>
     </w:p>
     <w:p>
@@ -1105,19 +1106,92 @@
           <w:ilvl w:val="0"/>
           <w:numId w:val="3"/>
         </w:numPr>
-        <w:rPr>
-          <w:rFonts w:ascii="Times New Roman" w:hAnsi="Times New Roman" w:cs="Times New Roman"/>
-          <w:sz w:val="20"/>
-          <w:szCs w:val="20"/>
-        </w:rPr>
-      </w:pPr>
-      <w:r>
-        <w:rPr>
-          <w:rFonts w:ascii="Times New Roman" w:hAnsi="Times New Roman" w:cs="Times New Roman"/>
-          <w:sz w:val="20"/>
-          <w:szCs w:val="20"/>
-        </w:rPr>
-        <w:t>Developing KawanTuli, a BISINDO (Indonesian Sign Language) accessibility platform combining a two-way translator with an avatar-based learning system, built with Next.js, TypeScript, and TensorFlow.js, with all camera inference running on-device so no video ever leaves the browser.</w:t>
+        <w:spacing w:after="0" w:line="240" w:lineRule="auto"/>
+        <w:rPr>
+          <w:rFonts w:ascii="Times New Roman" w:hAnsi="Times New Roman" w:cs="Times New Roman"/>
+          <w:sz w:val="20"/>
+          <w:szCs w:val="20"/>
+        </w:rPr>
+      </w:pPr>
+      <w:r>
+        <w:rPr>
+          <w:rFonts w:ascii="Times New Roman" w:hAnsi="Times New Roman" w:cs="Times New Roman"/>
+          <w:sz w:val="20"/>
+          <w:szCs w:val="20"/>
+        </w:rPr>
+        <w:t>Research, curate, and disseminate 10+ national and international competitions every month across Essay, Business Model Canvas, Design, IT, and Business Plan categories.</w:t>
+      </w:r>
+    </w:p>
+    <w:p>
+      <w:pPr>
+        <w:pStyle w:val="ListParagraph"/>
+        <w:spacing w:after="0" w:line="240" w:lineRule="auto"/>
+        <w:rPr>
+          <w:rFonts w:ascii="Times New Roman" w:hAnsi="Times New Roman" w:cs="Times New Roman"/>
+          <w:sz w:val="20"/>
+          <w:szCs w:val="20"/>
+        </w:rPr>
+      </w:pPr>
+    </w:p>
+    <w:p>
+      <w:pPr>
+        <w:pBdr>
+          <w:bottom w:val="single" w:sz="6" w:space="1" w:color="auto"/>
+        </w:pBdr>
+        <w:spacing w:after="0" w:line="240" w:lineRule="auto"/>
+        <w:rPr>
+          <w:rFonts w:ascii="Times New Roman" w:hAnsi="Times New Roman" w:cs="Times New Roman"/>
+          <w:b/>
+          <w:bCs/>
+        </w:rPr>
+      </w:pPr>
+      <w:r>
+        <w:rPr>
+          <w:rFonts w:ascii="Times New Roman" w:hAnsi="Times New Roman" w:cs="Times New Roman"/>
+          <w:b/>
+          <w:bCs/>
+        </w:rPr>
+        <w:t>PROJECTS</w:t>
+      </w:r>
+    </w:p>
+    <w:p>
+      <w:pPr>
+        <w:tabs>
+          <w:tab w:val="right" w:pos="10466"/>
+        </w:tabs>
+        <w:spacing w:after="0" w:line="240" w:lineRule="auto"/>
+        <w:rPr>
+          <w:rFonts w:ascii="Times New Roman" w:hAnsi="Times New Roman" w:cs="Times New Roman"/>
+          <w:sz w:val="20"/>
+          <w:szCs w:val="20"/>
+        </w:rPr>
+      </w:pPr>
+      <w:r>
+        <w:rPr>
+          <w:rFonts w:ascii="Times New Roman" w:hAnsi="Times New Roman" w:cs="Times New Roman"/>
+          <w:b/>
+          <w:bCs/>
+          <w:sz w:val="20"/>
+          <w:szCs w:val="20"/>
+        </w:rPr>
+        <w:t xml:space="preserve">KawanTuli | </w:t>
+      </w:r>
+      <w:r>
+        <w:rPr>
+          <w:rFonts w:ascii="Times New Roman" w:hAnsi="Times New Roman" w:cs="Times New Roman"/>
+          <w:sz w:val="20"/>
+          <w:szCs w:val="20"/>
+        </w:rPr>
+        <w:t>Capstone Project</w:t>
+      </w:r>
+      <w:r>
+        <w:rPr>
+          <w:rFonts w:ascii="Times New Roman" w:hAnsi="Times New Roman" w:cs="Times New Roman"/>
+          <w:sz w:val="20"/>
+          <w:szCs w:val="20"/>
+        </w:rPr>
+        <w:tab/>
+        <w:t> July 2026 - Present</w:t>
       </w:r>
     </w:p>
     <w:p>
@@ -1127,20 +1201,19 @@
           <w:ilvl w:val="0"/>
           <w:numId w:val="3"/>
         </w:numPr>
-        <w:spacing w:after="0" w:line="240" w:lineRule="auto"/>
-        <w:rPr>
-          <w:rFonts w:ascii="Times New Roman" w:hAnsi="Times New Roman" w:cs="Times New Roman"/>
-          <w:sz w:val="20"/>
-          <w:szCs w:val="20"/>
-        </w:rPr>
-      </w:pPr>
-      <w:r>
-        <w:rPr>
-          <w:rFonts w:ascii="Times New Roman" w:hAnsi="Times New Roman" w:cs="Times New Roman"/>
-          <w:sz w:val="20"/>
-          <w:szCs w:val="20"/>
-        </w:rPr>
-        <w:t>Trained and deployed two recognition models: a 26-class alphabet classifier at 99.31% validation accuracy (~9,700 images), and a 32-class word-level 1D CNN at 83.13% signer-independent accuracy (1,600 videos), improved from 75.31% by fusing MediaPipe hand landmarks with arm pose features, running in real time at 15 fps with 6 ms median latency.</w:t>
+        <w:rPr>
+          <w:rFonts w:ascii="Times New Roman" w:hAnsi="Times New Roman" w:cs="Times New Roman"/>
+          <w:sz w:val="20"/>
+          <w:szCs w:val="20"/>
+        </w:rPr>
+      </w:pPr>
+      <w:r>
+        <w:rPr>
+          <w:rFonts w:ascii="Times New Roman" w:hAnsi="Times New Roman" w:cs="Times New Roman"/>
+          <w:sz w:val="20"/>
+          <w:szCs w:val="20"/>
+        </w:rPr>
+        <w:t>Developing KawanTuli, a BISINDO (Indonesian Sign Language) accessibility platform combining a two-way translator with an avatar-based learning system, built with Next.js, TypeScript, and TensorFlow.js, with all camera inference running on-device so no video ever leaves the browser.</w:t>
       </w:r>
     </w:p>
     <w:p>
@@ -1163,57 +1236,7 @@
           <w:sz w:val="20"/>
           <w:szCs w:val="20"/>
         </w:rPr>
-        <w:t>Built a rigged 3D avatar (react-three-fiber) that performs sign poses derived from dataset landmarks via analytic IK, plus two internal authoring tools enabling non-engineers to correct poses and re-record gestures via webcam.</w:t>
-      </w:r>
-    </w:p>
-    <w:p>
-      <w:pPr>
-        <w:spacing w:after="0" w:line="240" w:lineRule="auto"/>
-        <w:rPr>
-          <w:rFonts w:ascii="Times New Roman" w:hAnsi="Times New Roman" w:cs="Times New Roman"/>
-          <w:sz w:val="20"/>
-          <w:szCs w:val="20"/>
-        </w:rPr>
-      </w:pPr>
-    </w:p>
-    <w:p>
-      <w:pPr>
-        <w:tabs>
-          <w:tab w:val="right" w:pos="10466"/>
-        </w:tabs>
-        <w:spacing w:after="0" w:line="240" w:lineRule="auto"/>
-        <w:rPr>
-          <w:rFonts w:ascii="Times New Roman" w:hAnsi="Times New Roman" w:cs="Times New Roman"/>
-          <w:sz w:val="20"/>
-          <w:szCs w:val="20"/>
-        </w:rPr>
-      </w:pPr>
-      <w:r>
-        <w:rPr>
-          <w:rFonts w:ascii="Times New Roman" w:hAnsi="Times New Roman" w:cs="Times New Roman"/>
-          <w:b/>
-          <w:bCs/>
-          <w:sz w:val="20"/>
-          <w:szCs w:val="20"/>
-        </w:rPr>
-        <w:t xml:space="preserve">Mammography Benign vs Malignant Research Paper | </w:t>
-      </w:r>
-      <w:r>
-        <w:rPr>
-          <w:rFonts w:ascii="Times New Roman" w:hAnsi="Times New Roman" w:cs="Times New Roman"/>
-          <w:sz w:val="20"/>
-          <w:szCs w:val="20"/>
-        </w:rPr>
-        <w:t>HUMIC Engineering Research Center</w:t>
-      </w:r>
-      <w:r>
-        <w:rPr>
-          <w:rFonts w:ascii="Times New Roman" w:hAnsi="Times New Roman" w:cs="Times New Roman"/>
-          <w:sz w:val="20"/>
-          <w:szCs w:val="20"/>
-        </w:rPr>
-        <w:tab/>
-        <w:t>April 2026 – July 2026</w:t>
+        <w:t>Trained and deployed two recognition models: a 26-class alphabet classifier at 99.31% validation accuracy (~9,700 images), and a 32-class word-level 1D CNN at 83.13% signer-independent accuracy (1,600 videos), improved from 75.31% by fusing MediaPipe hand landmarks with arm pose features, running in real time at 15 fps with 6 ms median latency.</w:t>
       </w:r>
     </w:p>
     <w:p>
@@ -1223,19 +1246,70 @@
           <w:ilvl w:val="0"/>
           <w:numId w:val="3"/>
         </w:numPr>
-        <w:rPr>
-          <w:rFonts w:ascii="Times New Roman" w:hAnsi="Times New Roman" w:cs="Times New Roman"/>
-          <w:sz w:val="20"/>
-          <w:szCs w:val="20"/>
-        </w:rPr>
-      </w:pPr>
-      <w:r>
-        <w:rPr>
-          <w:rFonts w:ascii="Times New Roman" w:hAnsi="Times New Roman" w:cs="Times New Roman"/>
-          <w:sz w:val="20"/>
-          <w:szCs w:val="20"/>
-        </w:rPr>
-        <w:t>Within a 3-person team where each member independently trained and fine-tuned their own models, my leakage-free approach produced the best results and was selected as the team's final pipeline.</w:t>
+        <w:spacing w:after="0" w:line="240" w:lineRule="auto"/>
+        <w:rPr>
+          <w:rFonts w:ascii="Times New Roman" w:hAnsi="Times New Roman" w:cs="Times New Roman"/>
+          <w:sz w:val="20"/>
+          <w:szCs w:val="20"/>
+        </w:rPr>
+      </w:pPr>
+      <w:r>
+        <w:rPr>
+          <w:rFonts w:ascii="Times New Roman" w:hAnsi="Times New Roman" w:cs="Times New Roman"/>
+          <w:sz w:val="20"/>
+          <w:szCs w:val="20"/>
+        </w:rPr>
+        <w:t>Built a rigged 3D avatar (react-three-fiber) that performs sign poses derived from dataset landmarks via analytic IK, plus two internal authoring tools enabling non-engineers to correct poses and re-record gestures via webcam.</w:t>
+      </w:r>
+    </w:p>
+    <w:p>
+      <w:pPr>
+        <w:spacing w:after="0" w:line="240" w:lineRule="auto"/>
+        <w:rPr>
+          <w:rFonts w:ascii="Times New Roman" w:hAnsi="Times New Roman" w:cs="Times New Roman"/>
+          <w:sz w:val="20"/>
+          <w:szCs w:val="20"/>
+        </w:rPr>
+      </w:pPr>
+    </w:p>
+    <w:p>
+      <w:pPr>
+        <w:tabs>
+          <w:tab w:val="right" w:pos="10466"/>
+        </w:tabs>
+        <w:spacing w:after="0" w:line="240" w:lineRule="auto"/>
+        <w:rPr>
+          <w:rFonts w:ascii="Times New Roman" w:hAnsi="Times New Roman" w:cs="Times New Roman"/>
+          <w:sz w:val="20"/>
+          <w:szCs w:val="20"/>
+        </w:rPr>
+      </w:pPr>
+      <w:r>
+        <w:rPr>
+          <w:rFonts w:ascii="Times New Roman" w:hAnsi="Times New Roman" w:cs="Times New Roman"/>
+          <w:b/>
+          <w:bCs/>
+          <w:sz w:val="20"/>
+          <w:szCs w:val="20"/>
+        </w:rPr>
+        <w:t xml:space="preserve">AMANIN | </w:t>
+      </w:r>
+      <w:r>
+        <w:rPr>
+          <w:rFonts w:ascii="Times New Roman" w:hAnsi="Times New Roman" w:cs="Times New Roman"/>
+          <w:sz w:val="20"/>
+          <w:szCs w:val="20"/>
+        </w:rPr>
+        <w:t>Social Project</w:t>
+      </w:r>
+      <w:r>
+        <w:rPr>
+          <w:rFonts w:ascii="Times New Roman" w:hAnsi="Times New Roman" w:cs="Times New Roman"/>
+          <w:sz w:val="20"/>
+          <w:szCs w:val="20"/>
+        </w:rPr>
+        <w:tab/>
+        <w:t>April 2026 – May 2026</w:t>
       </w:r>
     </w:p>
     <w:p>
@@ -1245,19 +1319,20 @@
           <w:ilvl w:val="0"/>
           <w:numId w:val="3"/>
         </w:numPr>
-        <w:rPr>
-          <w:rFonts w:ascii="Times New Roman" w:hAnsi="Times New Roman" w:cs="Times New Roman"/>
-          <w:sz w:val="20"/>
-          <w:szCs w:val="20"/>
-        </w:rPr>
-      </w:pPr>
-      <w:r>
-        <w:rPr>
-          <w:rFonts w:ascii="Times New Roman" w:hAnsi="Times New Roman" w:cs="Times New Roman"/>
-          <w:sz w:val="20"/>
-          <w:szCs w:val="20"/>
-        </w:rPr>
-        <w:t>Built the winning solution end-to-end: a fair whole-image versus ROI comparison on CBIS-DDSM with patient-level splitting, benchmarking 6 architectures including a custom CBAM hybrid-fusion model and Mammo-CLIP across 12+ experiments.</w:t>
+        <w:spacing w:after="0" w:line="240" w:lineRule="auto"/>
+        <w:rPr>
+          <w:rFonts w:ascii="Times New Roman" w:hAnsi="Times New Roman" w:cs="Times New Roman"/>
+          <w:sz w:val="20"/>
+          <w:szCs w:val="20"/>
+        </w:rPr>
+      </w:pPr>
+      <w:r>
+        <w:rPr>
+          <w:rFonts w:ascii="Times New Roman" w:hAnsi="Times New Roman" w:cs="Times New Roman"/>
+          <w:sz w:val="20"/>
+          <w:szCs w:val="20"/>
+        </w:rPr>
+        <w:t>Developed AMANIN, an AI-powered image and video detection app designed to prevent media-based fraud by leveraging self-built deepfake detection models and digital forensic techniques, building the entire web application independently from end to end.</w:t>
       </w:r>
     </w:p>
     <w:p>
@@ -1267,83 +1342,20 @@
           <w:ilvl w:val="0"/>
           <w:numId w:val="3"/>
         </w:numPr>
-        <w:rPr>
-          <w:rFonts w:ascii="Times New Roman" w:hAnsi="Times New Roman" w:cs="Times New Roman"/>
-          <w:sz w:val="20"/>
-          <w:szCs w:val="20"/>
-        </w:rPr>
-      </w:pPr>
-      <w:r>
-        <w:rPr>
-          <w:rFonts w:ascii="Times New Roman" w:hAnsi="Times New Roman" w:cs="Times New Roman"/>
-          <w:sz w:val="20"/>
-          <w:szCs w:val="20"/>
-        </w:rPr>
-        <w:t xml:space="preserve">Pinpointed clinical metadata as the biggest lever (AUC 0.80 to 0.86) with Grad-CAM evidence of correct lesion </w:t>
-      </w:r>
-      <w:r>
-        <w:rPr>
-          <w:rFonts w:ascii="Times New Roman" w:hAnsi="Times New Roman" w:cs="Times New Roman"/>
-          <w:sz w:val="20"/>
-          <w:szCs w:val="20"/>
-        </w:rPr>
-        <w:t>focus and</w:t>
-      </w:r>
-      <w:r>
-        <w:rPr>
-          <w:rFonts w:ascii="Times New Roman" w:hAnsi="Times New Roman" w:cs="Times New Roman"/>
-          <w:sz w:val="20"/>
-          <w:szCs w:val="20"/>
-        </w:rPr>
-        <w:t xml:space="preserve"> authored the Methodology and Results and Discussion chapters of the resulting 6-page IEEE paper</w:t>
-      </w:r>
-      <w:r>
-        <w:rPr>
-          <w:rFonts w:ascii="Times New Roman" w:hAnsi="Times New Roman" w:cs="Times New Roman"/>
-          <w:sz w:val="20"/>
-          <w:szCs w:val="20"/>
-        </w:rPr>
-        <w:t>.</w:t>
-      </w:r>
-    </w:p>
-    <w:p>
-      <w:pPr>
-        <w:tabs>
-          <w:tab w:val="right" w:pos="10466"/>
-        </w:tabs>
-        <w:spacing w:after="0" w:line="240" w:lineRule="auto"/>
-        <w:rPr>
-          <w:rFonts w:ascii="Times New Roman" w:hAnsi="Times New Roman" w:cs="Times New Roman"/>
-          <w:sz w:val="20"/>
-          <w:szCs w:val="20"/>
-        </w:rPr>
-      </w:pPr>
-      <w:r>
-        <w:rPr>
-          <w:rFonts w:ascii="Times New Roman" w:hAnsi="Times New Roman" w:cs="Times New Roman"/>
-          <w:b/>
-          <w:bCs/>
-          <w:sz w:val="20"/>
-          <w:szCs w:val="20"/>
-        </w:rPr>
-        <w:t xml:space="preserve">AMANIN | </w:t>
-      </w:r>
-      <w:r>
-        <w:rPr>
-          <w:rFonts w:ascii="Times New Roman" w:hAnsi="Times New Roman" w:cs="Times New Roman"/>
-          <w:sz w:val="20"/>
-          <w:szCs w:val="20"/>
-        </w:rPr>
-        <w:t>Social Project</w:t>
-      </w:r>
-      <w:r>
-        <w:rPr>
-          <w:rFonts w:ascii="Times New Roman" w:hAnsi="Times New Roman" w:cs="Times New Roman"/>
-          <w:sz w:val="20"/>
-          <w:szCs w:val="20"/>
-        </w:rPr>
-        <w:tab/>
-        <w:t>April 2026 – May 2026</w:t>
+        <w:spacing w:after="0" w:line="240" w:lineRule="auto"/>
+        <w:rPr>
+          <w:rFonts w:ascii="Times New Roman" w:hAnsi="Times New Roman" w:cs="Times New Roman"/>
+          <w:sz w:val="20"/>
+          <w:szCs w:val="20"/>
+        </w:rPr>
+      </w:pPr>
+      <w:r>
+        <w:rPr>
+          <w:rFonts w:ascii="Times New Roman" w:hAnsi="Times New Roman" w:cs="Times New Roman"/>
+          <w:sz w:val="20"/>
+          <w:szCs w:val="20"/>
+        </w:rPr>
+        <w:t>Trained a custom deepfake detection model using PyTorch and OpenCV on a dataset of 10,000+ images and videos, achieving 90%+ detection accuracy in classifying AI-generated and manipulated media.</w:t>
       </w:r>
     </w:p>
     <w:p>
@@ -1366,7 +1378,57 @@
           <w:sz w:val="20"/>
           <w:szCs w:val="20"/>
         </w:rPr>
-        <w:t>Developed AMANIN, an AI-powered image and video detection app designed to prevent media-based fraud by leveraging self-built deepfake detection models and digital forensic techniques, building the entire web application independently from end to end.</w:t>
+        <w:t>Delivered as a social impact initiative educating 40+ residents across 1 rural village, raising community awareness of the dangers of fraud using AI-generated images and videos and equipping them to recognize manipulated media.</w:t>
+      </w:r>
+    </w:p>
+    <w:p>
+      <w:pPr>
+        <w:spacing w:after="0" w:line="240" w:lineRule="auto"/>
+        <w:rPr>
+          <w:rFonts w:ascii="Times New Roman" w:hAnsi="Times New Roman" w:cs="Times New Roman"/>
+          <w:sz w:val="20"/>
+          <w:szCs w:val="20"/>
+        </w:rPr>
+      </w:pPr>
+    </w:p>
+    <w:p>
+      <w:pPr>
+        <w:tabs>
+          <w:tab w:val="right" w:pos="10466"/>
+        </w:tabs>
+        <w:spacing w:after="0" w:line="240" w:lineRule="auto"/>
+        <w:rPr>
+          <w:rFonts w:ascii="Times New Roman" w:hAnsi="Times New Roman" w:cs="Times New Roman"/>
+          <w:sz w:val="20"/>
+          <w:szCs w:val="20"/>
+        </w:rPr>
+      </w:pPr>
+      <w:r>
+        <w:rPr>
+          <w:rFonts w:ascii="Times New Roman" w:hAnsi="Times New Roman" w:cs="Times New Roman"/>
+          <w:b/>
+          <w:bCs/>
+          <w:sz w:val="20"/>
+          <w:szCs w:val="20"/>
+        </w:rPr>
+        <w:t xml:space="preserve">MLCRAFT | </w:t>
+      </w:r>
+      <w:r>
+        <w:rPr>
+          <w:rFonts w:ascii="Times New Roman" w:hAnsi="Times New Roman" w:cs="Times New Roman"/>
+          <w:sz w:val="20"/>
+          <w:szCs w:val="20"/>
+        </w:rPr>
+        <w:t>Open-Source AI/ML Engineering Plugin</w:t>
+      </w:r>
+      <w:r>
+        <w:rPr>
+          <w:rFonts w:ascii="Times New Roman" w:hAnsi="Times New Roman" w:cs="Times New Roman"/>
+          <w:sz w:val="20"/>
+          <w:szCs w:val="20"/>
+        </w:rPr>
+        <w:tab/>
+        <w:t> July 2026</w:t>
       </w:r>
     </w:p>
     <w:p>
@@ -1376,20 +1438,19 @@
           <w:ilvl w:val="0"/>
           <w:numId w:val="3"/>
         </w:numPr>
-        <w:spacing w:after="0" w:line="240" w:lineRule="auto"/>
-        <w:rPr>
-          <w:rFonts w:ascii="Times New Roman" w:hAnsi="Times New Roman" w:cs="Times New Roman"/>
-          <w:sz w:val="20"/>
-          <w:szCs w:val="20"/>
-        </w:rPr>
-      </w:pPr>
-      <w:r>
-        <w:rPr>
-          <w:rFonts w:ascii="Times New Roman" w:hAnsi="Times New Roman" w:cs="Times New Roman"/>
-          <w:sz w:val="20"/>
-          <w:szCs w:val="20"/>
-        </w:rPr>
-        <w:t>Trained a custom deepfake detection model from scratch using PyTorch and OpenCV on a dataset of 10,000+ images and videos, achieving 90%+ detection accuracy in classifying AI-generated and manipulated media.</w:t>
+        <w:rPr>
+          <w:rFonts w:ascii="Times New Roman" w:hAnsi="Times New Roman" w:cs="Times New Roman"/>
+          <w:sz w:val="20"/>
+          <w:szCs w:val="20"/>
+        </w:rPr>
+      </w:pPr>
+      <w:r>
+        <w:rPr>
+          <w:rFonts w:ascii="Times New Roman" w:hAnsi="Times New Roman" w:cs="Times New Roman"/>
+          <w:sz w:val="20"/>
+          <w:szCs w:val="20"/>
+        </w:rPr>
+        <w:t>Built mlcraft, an open-source plugin that turns AI coding assistants (Claude Code, Antigravity) into a senior AI/ML research engineer, packaging 23 skills that auto-route a plain-language task to the best method across 14 domains including computer vision, medical imaging, NLP and LLM, tabular, time-series, generative, reinforcement learning, graph, multimodal, video, and 3D.</w:t>
       </w:r>
     </w:p>
     <w:p>
@@ -1412,11 +1473,12 @@
           <w:sz w:val="20"/>
           <w:szCs w:val="20"/>
         </w:rPr>
-        <w:t>Delivered as a social impact initiative educating 40+ residents across 1 rural village, raising community awareness of the dangers of fraud using AI-generated images and videos and equipping them to recognize manipulated media.</w:t>
-      </w:r>
-    </w:p>
-    <w:p>
-      <w:pPr>
+        <w:t>Encoded a research-first, leakage-aware workflow grounded in 2021 to 2026 literature: paper review with realistic-ceiling estimation, group, patient, and temporal split audits, per-problem metric and explainability selection (ROC-AUC vs mAP vs RMSE, Grad-CAM vs bounding boxes vs SHAP), and an iterative accuracy-improvement loop.</w:t>
+      </w:r>
+    </w:p>
+    <w:p>
+      <w:pPr>
+        <w:pStyle w:val="ListParagraph"/>
         <w:spacing w:after="0" w:line="240" w:lineRule="auto"/>
         <w:rPr>
           <w:rFonts w:ascii="Times New Roman" w:hAnsi="Times New Roman" w:cs="Times New Roman"/>
@@ -1445,15 +1507,23 @@
           <w:sz w:val="20"/>
           <w:szCs w:val="20"/>
         </w:rPr>
-        <w:t xml:space="preserve">MLCRAFT | </w:t>
-      </w:r>
-      <w:r>
-        <w:rPr>
-          <w:rFonts w:ascii="Times New Roman" w:hAnsi="Times New Roman" w:cs="Times New Roman"/>
-          <w:sz w:val="20"/>
-          <w:szCs w:val="20"/>
-        </w:rPr>
-        <w:t>Open-Source AI/ML Engineering Plugin</w:t>
+        <w:t xml:space="preserve">KKA-DRAFT | </w:t>
+      </w:r>
+      <w:r>
+        <w:rPr>
+          <w:rFonts w:ascii="Times New Roman" w:hAnsi="Times New Roman" w:cs="Times New Roman"/>
+          <w:sz w:val="20"/>
+          <w:szCs w:val="20"/>
+        </w:rPr>
+        <w:t>Telkom University Student Directorate</w:t>
+      </w:r>
+      <w:r>
+        <w:rPr>
+          <w:rFonts w:ascii="Times New Roman" w:hAnsi="Times New Roman" w:cs="Times New Roman"/>
+          <w:sz w:val="20"/>
+          <w:szCs w:val="20"/>
+        </w:rPr>
+        <w:t xml:space="preserve"> </w:t>
       </w:r>
       <w:r>
         <w:rPr>
@@ -1462,7 +1532,14 @@
           <w:szCs w:val="20"/>
         </w:rPr>
         <w:tab/>
-        <w:t> July 2026</w:t>
+      </w:r>
+      <w:r>
+        <w:rPr>
+          <w:rFonts w:ascii="Times New Roman" w:hAnsi="Times New Roman" w:cs="Times New Roman"/>
+          <w:sz w:val="20"/>
+          <w:szCs w:val="20"/>
+        </w:rPr>
+        <w:t>April 2026 – June 2026</w:t>
       </w:r>
     </w:p>
     <w:p>
@@ -1472,19 +1549,20 @@
           <w:ilvl w:val="0"/>
           <w:numId w:val="3"/>
         </w:numPr>
-        <w:rPr>
-          <w:rFonts w:ascii="Times New Roman" w:hAnsi="Times New Roman" w:cs="Times New Roman"/>
-          <w:sz w:val="20"/>
-          <w:szCs w:val="20"/>
-        </w:rPr>
-      </w:pPr>
-      <w:r>
-        <w:rPr>
-          <w:rFonts w:ascii="Times New Roman" w:hAnsi="Times New Roman" w:cs="Times New Roman"/>
-          <w:sz w:val="20"/>
-          <w:szCs w:val="20"/>
-        </w:rPr>
-        <w:t>Built mlcraft, an open-source plugin that turns AI coding assistants (Claude Code, Antigravity) into a senior AI/ML research engineer, packaging 23 skills that auto-route a plain-language task to the best method across 14 domains including computer vision, medical imaging, NLP and LLM, tabular, time-series, generative, reinforcement learning, graph, multimodal, video, and 3D.</w:t>
+        <w:spacing w:after="0" w:line="240" w:lineRule="auto"/>
+        <w:rPr>
+          <w:rFonts w:ascii="Times New Roman" w:hAnsi="Times New Roman" w:cs="Times New Roman"/>
+          <w:sz w:val="20"/>
+          <w:szCs w:val="20"/>
+        </w:rPr>
+      </w:pPr>
+      <w:r>
+        <w:rPr>
+          <w:rFonts w:ascii="Times New Roman" w:hAnsi="Times New Roman" w:cs="Times New Roman"/>
+          <w:sz w:val="20"/>
+          <w:szCs w:val="20"/>
+        </w:rPr>
+        <w:t>Internal tool for Telkom University’s student directorate enabling UKMs and student organizations to generate official Proposal Kegiatan and LPJ documents without the chaos of manual formatting.</w:t>
       </w:r>
     </w:p>
     <w:p>
@@ -1507,58 +1585,7 @@
           <w:sz w:val="20"/>
           <w:szCs w:val="20"/>
         </w:rPr>
-        <w:t>Encoded a research-first, leakage-aware workflow grounded in 2021 to 2026 literature: paper review with realistic-ceiling estimation, group, patient, and temporal split audits, per-problem metric and explainability selection (ROC-AUC vs mAP vs RMSE, Grad-CAM vs bounding boxes vs SHAP), and an iterative accuracy-improvement loop.</w:t>
-      </w:r>
-    </w:p>
-    <w:p>
-      <w:pPr>
-        <w:pStyle w:val="ListParagraph"/>
-        <w:spacing w:after="0" w:line="240" w:lineRule="auto"/>
-        <w:rPr>
-          <w:rFonts w:ascii="Times New Roman" w:hAnsi="Times New Roman" w:cs="Times New Roman"/>
-          <w:sz w:val="20"/>
-          <w:szCs w:val="20"/>
-        </w:rPr>
-      </w:pPr>
-    </w:p>
-    <w:p>
-      <w:pPr>
-        <w:tabs>
-          <w:tab w:val="right" w:pos="10466"/>
-        </w:tabs>
-        <w:spacing w:after="0" w:line="240" w:lineRule="auto"/>
-        <w:rPr>
-          <w:rFonts w:ascii="Times New Roman" w:hAnsi="Times New Roman" w:cs="Times New Roman"/>
-          <w:sz w:val="20"/>
-          <w:szCs w:val="20"/>
-        </w:rPr>
-      </w:pPr>
-      <w:r>
-        <w:rPr>
-          <w:rFonts w:ascii="Times New Roman" w:hAnsi="Times New Roman" w:cs="Times New Roman"/>
-          <w:b/>
-          <w:bCs/>
-          <w:sz w:val="20"/>
-          <w:szCs w:val="20"/>
-        </w:rPr>
-        <w:t xml:space="preserve">GAP | </w:t>
-      </w:r>
-      <w:r>
-        <w:rPr>
-          <w:rFonts w:ascii="Times New Roman" w:hAnsi="Times New Roman" w:cs="Times New Roman"/>
-          <w:sz w:val="20"/>
-          <w:szCs w:val="20"/>
-        </w:rPr>
-        <w:t>Personal Project</w:t>
-      </w:r>
-      <w:r>
-        <w:rPr>
-          <w:rFonts w:ascii="Times New Roman" w:hAnsi="Times New Roman" w:cs="Times New Roman"/>
-          <w:sz w:val="20"/>
-          <w:szCs w:val="20"/>
-        </w:rPr>
-        <w:tab/>
-        <w:t>May 2026 – June</w:t>
+        <w:t>Delivered under a 3 month self-imposed sprint with full creative freedom and no predefined specification, with every design decision, feature, and UI flow owned end-to-end from scratch.</w:t>
       </w:r>
     </w:p>
     <w:p>
@@ -1581,7 +1608,117 @@
           <w:sz w:val="20"/>
           <w:szCs w:val="20"/>
         </w:rPr>
-        <w:t>Developing GAP, an API intelligence platform built with TypeScript that auto-detects routes, request bodies, and backend-to-frontend contract mismatches directly from source code, leveraging Retrieval-Augmented Generation (RAG) and Regular Expressions, with zero annotations and zero manual documentation required.</w:t>
+        <w:t>Solved complex PDF rendering with dompdf including multi-page layouts, embedded tables, signatures, logos, and pixel-accurate formatting, replacing a previously manual process used across 50+ campus organizations.</w:t>
+      </w:r>
+    </w:p>
+    <w:p>
+      <w:pPr>
+        <w:pStyle w:val="ListParagraph"/>
+        <w:spacing w:after="0" w:line="240" w:lineRule="auto"/>
+        <w:rPr>
+          <w:rFonts w:ascii="Times New Roman" w:hAnsi="Times New Roman" w:cs="Times New Roman"/>
+          <w:sz w:val="20"/>
+          <w:szCs w:val="20"/>
+        </w:rPr>
+      </w:pPr>
+    </w:p>
+    <w:p>
+      <w:pPr>
+        <w:pBdr>
+          <w:bottom w:val="single" w:sz="6" w:space="1" w:color="auto"/>
+        </w:pBdr>
+        <w:spacing w:after="0" w:line="240" w:lineRule="auto"/>
+        <w:rPr>
+          <w:rFonts w:ascii="Times New Roman" w:hAnsi="Times New Roman" w:cs="Times New Roman"/>
+          <w:b/>
+          <w:bCs/>
+        </w:rPr>
+      </w:pPr>
+      <w:r>
+        <w:rPr>
+          <w:rFonts w:ascii="Times New Roman" w:hAnsi="Times New Roman" w:cs="Times New Roman"/>
+          <w:b/>
+          <w:bCs/>
+        </w:rPr>
+        <w:t>PUBLICATION</w:t>
+      </w:r>
+    </w:p>
+    <w:p>
+      <w:pPr>
+        <w:spacing w:after="0" w:line="240" w:lineRule="auto"/>
+        <w:ind w:right="-24"/>
+        <w:rPr>
+          <w:rFonts w:ascii="Times New Roman" w:hAnsi="Times New Roman" w:cs="Times New Roman"/>
+          <w:b/>
+          <w:bCs/>
+          <w:sz w:val="20"/>
+          <w:szCs w:val="20"/>
+        </w:rPr>
+      </w:pPr>
+      <w:r>
+        <w:rPr>
+          <w:rFonts w:ascii="Times New Roman" w:hAnsi="Times New Roman" w:cs="Times New Roman"/>
+          <w:b/>
+          <w:bCs/>
+          <w:sz w:val="20"/>
+          <w:szCs w:val="20"/>
+        </w:rPr>
+        <w:t>Controlled Comparison of Multimodal Hybrid Deep Learning for Benign-Malignant Mammogram Classification on CBIS-DDSM</w:t>
+      </w:r>
+    </w:p>
+    <w:p>
+      <w:pPr>
+        <w:spacing w:after="0" w:line="240" w:lineRule="auto"/>
+        <w:ind w:right="-24"/>
+        <w:rPr>
+          <w:rFonts w:ascii="Times New Roman" w:hAnsi="Times New Roman" w:cs="Times New Roman"/>
+          <w:sz w:val="20"/>
+          <w:szCs w:val="20"/>
+        </w:rPr>
+      </w:pPr>
+      <w:r>
+        <w:rPr>
+          <w:rFonts w:ascii="Times New Roman" w:hAnsi="Times New Roman" w:cs="Times New Roman"/>
+          <w:sz w:val="20"/>
+          <w:szCs w:val="20"/>
+        </w:rPr>
+        <w:t xml:space="preserve">First Author | JADIMI: Journal of AI-Driven Informatics and Management Information </w:t>
+      </w:r>
+      <w:r>
+        <w:rPr>
+          <w:rFonts w:ascii="Times New Roman" w:hAnsi="Times New Roman" w:cs="Times New Roman"/>
+          <w:sz w:val="20"/>
+          <w:szCs w:val="20"/>
+        </w:rPr>
+        <w:tab/>
+      </w:r>
+      <w:r>
+        <w:rPr>
+          <w:rFonts w:ascii="Times New Roman" w:hAnsi="Times New Roman" w:cs="Times New Roman"/>
+          <w:sz w:val="20"/>
+          <w:szCs w:val="20"/>
+        </w:rPr>
+        <w:tab/>
+      </w:r>
+      <w:r>
+        <w:rPr>
+          <w:rFonts w:ascii="Times New Roman" w:hAnsi="Times New Roman" w:cs="Times New Roman"/>
+          <w:sz w:val="20"/>
+          <w:szCs w:val="20"/>
+        </w:rPr>
+        <w:tab/>
+      </w:r>
+      <w:r>
+        <w:rPr>
+          <w:rFonts w:ascii="Times New Roman" w:hAnsi="Times New Roman" w:cs="Times New Roman"/>
+          <w:sz w:val="20"/>
+          <w:szCs w:val="20"/>
+        </w:rPr>
+        <w:tab/>
+        <w:t xml:space="preserve">  August 2026</w:t>
+      </w:r>
+      <w:r>
+        <w:t xml:space="preserve"> </w:t>
       </w:r>
     </w:p>
     <w:p>
@@ -1589,22 +1726,23 @@
         <w:pStyle w:val="ListParagraph"/>
         <w:numPr>
           <w:ilvl w:val="0"/>
-          <w:numId w:val="3"/>
+          <w:numId w:val="8"/>
         </w:numPr>
         <w:spacing w:after="0" w:line="240" w:lineRule="auto"/>
-        <w:rPr>
-          <w:rFonts w:ascii="Times New Roman" w:hAnsi="Times New Roman" w:cs="Times New Roman"/>
-          <w:sz w:val="20"/>
-          <w:szCs w:val="20"/>
-        </w:rPr>
-      </w:pPr>
-      <w:r>
-        <w:rPr>
-          <w:rFonts w:ascii="Times New Roman" w:hAnsi="Times New Roman" w:cs="Times New Roman"/>
-          <w:sz w:val="20"/>
-          <w:szCs w:val="20"/>
-        </w:rPr>
-        <w:t>Designed the core engine that parses entire codebases and generates a full API map in seconds, targeting engineering teams who struggle with undocumented or out-of-sync APIs across services.</w:t>
+        <w:ind w:right="-24"/>
+        <w:rPr>
+          <w:rFonts w:ascii="Times New Roman" w:hAnsi="Times New Roman" w:cs="Times New Roman"/>
+          <w:sz w:val="20"/>
+          <w:szCs w:val="20"/>
+        </w:rPr>
+      </w:pPr>
+      <w:r>
+        <w:rPr>
+          <w:rFonts w:ascii="Times New Roman" w:hAnsi="Times New Roman" w:cs="Times New Roman"/>
+          <w:sz w:val="20"/>
+          <w:szCs w:val="20"/>
+        </w:rPr>
+        <w:t>Identified clinical metadata fusion as the largest source of performance improvement, increasing hybrid-model test AUC from 0.797 to 0.856 on lesion regions and 0.785 to 0.845 on whole mammograms.</w:t>
       </w:r>
     </w:p>
     <w:p>
@@ -1612,33 +1750,85 @@
         <w:pStyle w:val="ListParagraph"/>
         <w:numPr>
           <w:ilvl w:val="0"/>
-          <w:numId w:val="3"/>
+          <w:numId w:val="8"/>
         </w:numPr>
         <w:spacing w:after="0" w:line="240" w:lineRule="auto"/>
-        <w:rPr>
-          <w:rFonts w:ascii="Times New Roman" w:hAnsi="Times New Roman" w:cs="Times New Roman"/>
-          <w:sz w:val="20"/>
-          <w:szCs w:val="20"/>
-        </w:rPr>
-      </w:pPr>
-      <w:r>
-        <w:rPr>
-          <w:rFonts w:ascii="Times New Roman" w:hAnsi="Times New Roman" w:cs="Times New Roman"/>
-          <w:sz w:val="20"/>
-          <w:szCs w:val="20"/>
-        </w:rPr>
-        <w:t>In active development with open feedback loops from peer engineering teams.</w:t>
-      </w:r>
-    </w:p>
-    <w:p>
-      <w:pPr>
-        <w:spacing w:after="0" w:line="240" w:lineRule="auto"/>
-        <w:rPr>
-          <w:rFonts w:ascii="Times New Roman" w:hAnsi="Times New Roman" w:cs="Times New Roman"/>
-          <w:sz w:val="20"/>
-          <w:szCs w:val="20"/>
-        </w:rPr>
-      </w:pPr>
+        <w:ind w:right="-24"/>
+        <w:rPr>
+          <w:rFonts w:ascii="Times New Roman" w:hAnsi="Times New Roman" w:cs="Times New Roman"/>
+          <w:sz w:val="20"/>
+          <w:szCs w:val="20"/>
+        </w:rPr>
+      </w:pPr>
+      <w:r>
+        <w:rPr>
+          <w:rFonts w:ascii="Times New Roman" w:hAnsi="Times New Roman" w:cs="Times New Roman"/>
+          <w:sz w:val="20"/>
+          <w:szCs w:val="20"/>
+        </w:rPr>
+        <w:t>Developed the study’s highest-AUC ROI configuration by combining EfficientNet-B3, ConvNeXt-Tiny, gated fusion, CBAM attention, and seven clinical descriptors under a controlled evaluation protocol.</w:t>
+      </w:r>
+      <w:r>
+        <w:rPr>
+          <w:rFonts w:ascii="Times New Roman" w:hAnsi="Times New Roman" w:cs="Times New Roman"/>
+          <w:sz w:val="20"/>
+          <w:szCs w:val="20"/>
+        </w:rPr>
+        <w:tab/>
+      </w:r>
+    </w:p>
+    <w:p>
+      <w:pPr>
+        <w:pStyle w:val="ListParagraph"/>
+        <w:spacing w:after="0" w:line="240" w:lineRule="auto"/>
+        <w:ind w:right="-24"/>
+        <w:rPr>
+          <w:rFonts w:ascii="Times New Roman" w:hAnsi="Times New Roman" w:cs="Times New Roman"/>
+          <w:sz w:val="20"/>
+          <w:szCs w:val="20"/>
+        </w:rPr>
+      </w:pPr>
+      <w:r>
+        <w:rPr>
+          <w:rFonts w:ascii="Times New Roman" w:hAnsi="Times New Roman" w:cs="Times New Roman"/>
+          <w:b/>
+          <w:bCs/>
+          <w:sz w:val="20"/>
+          <w:szCs w:val="20"/>
+        </w:rPr>
+        <w:tab/>
+      </w:r>
+      <w:r>
+        <w:rPr>
+          <w:rFonts w:ascii="Times New Roman" w:hAnsi="Times New Roman" w:cs="Times New Roman"/>
+          <w:b/>
+          <w:bCs/>
+          <w:sz w:val="20"/>
+          <w:szCs w:val="20"/>
+        </w:rPr>
+        <w:tab/>
+      </w:r>
+    </w:p>
+    <w:p>
+      <w:pPr>
+        <w:pBdr>
+          <w:bottom w:val="single" w:sz="6" w:space="1" w:color="auto"/>
+        </w:pBdr>
+        <w:spacing w:after="0" w:line="240" w:lineRule="auto"/>
+        <w:rPr>
+          <w:rFonts w:ascii="Times New Roman" w:hAnsi="Times New Roman" w:cs="Times New Roman"/>
+          <w:b/>
+          <w:bCs/>
+        </w:rPr>
+      </w:pPr>
+      <w:r>
+        <w:rPr>
+          <w:rFonts w:ascii="Times New Roman" w:hAnsi="Times New Roman" w:cs="Times New Roman"/>
+          <w:b/>
+          <w:bCs/>
+        </w:rPr>
+        <w:t>HONORS &amp; AWARDS</w:t>
+      </w:r>
     </w:p>
     <w:p>
       <w:pPr>
@@ -1660,15 +1850,7 @@
           <w:sz w:val="20"/>
           <w:szCs w:val="20"/>
         </w:rPr>
-        <w:t xml:space="preserve">KKA-DRAFT | </w:t>
-      </w:r>
-      <w:r>
-        <w:rPr>
-          <w:rFonts w:ascii="Times New Roman" w:hAnsi="Times New Roman" w:cs="Times New Roman"/>
-          <w:sz w:val="20"/>
-          <w:szCs w:val="20"/>
-        </w:rPr>
-        <w:t>Telkom University Student Directorate</w:t>
+        <w:t>Finalist</w:t>
       </w:r>
       <w:r>
         <w:rPr>
@@ -1677,109 +1859,25 @@
           <w:szCs w:val="20"/>
         </w:rPr>
         <w:tab/>
-        <w:t>April 2026 – June 2026</w:t>
-      </w:r>
-    </w:p>
-    <w:p>
-      <w:pPr>
-        <w:pStyle w:val="ListParagraph"/>
-        <w:numPr>
-          <w:ilvl w:val="0"/>
-          <w:numId w:val="3"/>
-        </w:numPr>
-        <w:spacing w:after="0" w:line="240" w:lineRule="auto"/>
-        <w:rPr>
-          <w:rFonts w:ascii="Times New Roman" w:hAnsi="Times New Roman" w:cs="Times New Roman"/>
-          <w:sz w:val="20"/>
-          <w:szCs w:val="20"/>
-        </w:rPr>
-      </w:pPr>
-      <w:r>
-        <w:rPr>
-          <w:rFonts w:ascii="Times New Roman" w:hAnsi="Times New Roman" w:cs="Times New Roman"/>
-          <w:sz w:val="20"/>
-          <w:szCs w:val="20"/>
-        </w:rPr>
-        <w:t>Internal tool for Telkom University’s student directorate enabling UKMs and student organizations to generate official Proposal Kegiatan and LPJ documents without the chaos of manual formatting.</w:t>
-      </w:r>
-    </w:p>
-    <w:p>
-      <w:pPr>
-        <w:pStyle w:val="ListParagraph"/>
-        <w:numPr>
-          <w:ilvl w:val="0"/>
-          <w:numId w:val="3"/>
-        </w:numPr>
-        <w:spacing w:after="0" w:line="240" w:lineRule="auto"/>
-        <w:rPr>
-          <w:rFonts w:ascii="Times New Roman" w:hAnsi="Times New Roman" w:cs="Times New Roman"/>
-          <w:sz w:val="20"/>
-          <w:szCs w:val="20"/>
-        </w:rPr>
-      </w:pPr>
-      <w:r>
-        <w:rPr>
-          <w:rFonts w:ascii="Times New Roman" w:hAnsi="Times New Roman" w:cs="Times New Roman"/>
-          <w:sz w:val="20"/>
-          <w:szCs w:val="20"/>
-        </w:rPr>
-        <w:lastRenderedPageBreak/>
-        <w:t>Delivered under a 3 month self-imposed sprint with full creative freedom and no predefined specification, with every design decision, feature, and UI flow owned end-to-end from scratch.</w:t>
-      </w:r>
-    </w:p>
-    <w:p>
-      <w:pPr>
-        <w:pStyle w:val="ListParagraph"/>
-        <w:numPr>
-          <w:ilvl w:val="0"/>
-          <w:numId w:val="3"/>
-        </w:numPr>
-        <w:spacing w:after="0" w:line="240" w:lineRule="auto"/>
-        <w:rPr>
-          <w:rFonts w:ascii="Times New Roman" w:hAnsi="Times New Roman" w:cs="Times New Roman"/>
-          <w:sz w:val="20"/>
-          <w:szCs w:val="20"/>
-        </w:rPr>
-      </w:pPr>
-      <w:r>
-        <w:rPr>
-          <w:rFonts w:ascii="Times New Roman" w:hAnsi="Times New Roman" w:cs="Times New Roman"/>
-          <w:sz w:val="20"/>
-          <w:szCs w:val="20"/>
-        </w:rPr>
-        <w:t>Solved complex PDF rendering with dompdf including multi-page layouts, embedded tables, signatures, logos, and pixel-accurate formatting, replacing a previously manual process used across 50+ campus organizations.</w:t>
-      </w:r>
-    </w:p>
-    <w:p>
-      <w:pPr>
-        <w:pStyle w:val="ListParagraph"/>
-        <w:spacing w:after="0" w:line="240" w:lineRule="auto"/>
-        <w:rPr>
-          <w:rFonts w:ascii="Times New Roman" w:hAnsi="Times New Roman" w:cs="Times New Roman"/>
-          <w:sz w:val="20"/>
-          <w:szCs w:val="20"/>
-        </w:rPr>
-      </w:pPr>
-    </w:p>
-    <w:p>
-      <w:pPr>
-        <w:pBdr>
-          <w:bottom w:val="single" w:sz="6" w:space="1" w:color="auto"/>
-        </w:pBdr>
-        <w:spacing w:after="0" w:line="240" w:lineRule="auto"/>
-        <w:rPr>
-          <w:rFonts w:ascii="Times New Roman" w:hAnsi="Times New Roman" w:cs="Times New Roman"/>
-          <w:b/>
-          <w:bCs/>
-        </w:rPr>
-      </w:pPr>
-      <w:r>
-        <w:rPr>
-          <w:rFonts w:ascii="Times New Roman" w:hAnsi="Times New Roman" w:cs="Times New Roman"/>
-          <w:b/>
-          <w:bCs/>
-        </w:rPr>
-        <w:t>HONORS &amp; AWARDS</w:t>
+        <w:t>July 2026</w:t>
+      </w:r>
+    </w:p>
+    <w:p>
+      <w:pPr>
+        <w:spacing w:after="0" w:line="240" w:lineRule="auto"/>
+        <w:rPr>
+          <w:rFonts w:ascii="Times New Roman" w:hAnsi="Times New Roman" w:cs="Times New Roman"/>
+          <w:sz w:val="20"/>
+          <w:szCs w:val="20"/>
+        </w:rPr>
+      </w:pPr>
+      <w:r>
+        <w:rPr>
+          <w:rFonts w:ascii="Times New Roman" w:hAnsi="Times New Roman" w:cs="Times New Roman"/>
+          <w:sz w:val="20"/>
+          <w:szCs w:val="20"/>
+        </w:rPr>
+        <w:t>OpenAI Build Week Hackathon 2026 | OpenAI</w:t>
       </w:r>
     </w:p>
     <w:p>
@@ -1811,33 +1909,52 @@
           <w:szCs w:val="20"/>
         </w:rPr>
         <w:tab/>
-        <w:t>July 2026</w:t>
-      </w:r>
-    </w:p>
-    <w:p>
-      <w:pPr>
-        <w:spacing w:after="0" w:line="240" w:lineRule="auto"/>
-        <w:rPr>
-          <w:rFonts w:ascii="Times New Roman" w:hAnsi="Times New Roman" w:cs="Times New Roman"/>
-          <w:sz w:val="20"/>
-          <w:szCs w:val="20"/>
-        </w:rPr>
-      </w:pPr>
-      <w:r>
-        <w:rPr>
-          <w:rFonts w:ascii="Times New Roman" w:hAnsi="Times New Roman" w:cs="Times New Roman"/>
-          <w:sz w:val="20"/>
-          <w:szCs w:val="20"/>
-        </w:rPr>
-        <w:t>OpenAI Build Week Hackathon 2026 | OpenAI</w:t>
-      </w:r>
-    </w:p>
-    <w:p>
-      <w:pPr>
-        <w:tabs>
-          <w:tab w:val="right" w:pos="10466"/>
-        </w:tabs>
-        <w:spacing w:after="0" w:line="240" w:lineRule="auto"/>
+      </w:r>
+      <w:r>
+        <w:rPr>
+          <w:rFonts w:ascii="Times New Roman" w:hAnsi="Times New Roman" w:cs="Times New Roman"/>
+          <w:sz w:val="20"/>
+          <w:szCs w:val="20"/>
+        </w:rPr>
+        <w:t xml:space="preserve">    </w:t>
+      </w:r>
+      <w:r>
+        <w:rPr>
+          <w:rFonts w:ascii="Times New Roman" w:hAnsi="Times New Roman" w:cs="Times New Roman"/>
+          <w:sz w:val="20"/>
+          <w:szCs w:val="20"/>
+        </w:rPr>
+        <w:t>May 2026</w:t>
+      </w:r>
+    </w:p>
+    <w:p>
+      <w:pPr>
+        <w:spacing w:after="0" w:line="240" w:lineRule="auto"/>
+        <w:rPr>
+          <w:rFonts w:ascii="Times New Roman" w:hAnsi="Times New Roman" w:cs="Times New Roman"/>
+          <w:sz w:val="20"/>
+          <w:szCs w:val="20"/>
+        </w:rPr>
+      </w:pPr>
+      <w:r>
+        <w:rPr>
+          <w:rFonts w:ascii="Times New Roman" w:hAnsi="Times New Roman" w:cs="Times New Roman"/>
+          <w:sz w:val="20"/>
+          <w:szCs w:val="20"/>
+        </w:rPr>
+        <w:t>Refactory Hackathon 2026 | Refactory</w:t>
+      </w:r>
+    </w:p>
+    <w:p>
+      <w:pPr>
+        <w:spacing w:after="0" w:line="240" w:lineRule="auto"/>
+        <w:rPr>
+          <w:rFonts w:ascii="Times New Roman" w:hAnsi="Times New Roman" w:cs="Times New Roman"/>
+          <w:sz w:val="20"/>
+          <w:szCs w:val="20"/>
+        </w:rPr>
+      </w:pPr>
+      <w:r>
         <w:rPr>
           <w:rFonts w:ascii="Times New Roman" w:hAnsi="Times New Roman" w:cs="Times New Roman"/>
           <w:b/>
@@ -1845,28 +1962,6 @@
           <w:sz w:val="20"/>
           <w:szCs w:val="20"/>
         </w:rPr>
-      </w:pPr>
-    </w:p>
-    <w:p>
-      <w:pPr>
-        <w:tabs>
-          <w:tab w:val="right" w:pos="10466"/>
-        </w:tabs>
-        <w:spacing w:after="0" w:line="240" w:lineRule="auto"/>
-        <w:rPr>
-          <w:rFonts w:ascii="Times New Roman" w:hAnsi="Times New Roman" w:cs="Times New Roman"/>
-          <w:sz w:val="20"/>
-          <w:szCs w:val="20"/>
-        </w:rPr>
-      </w:pPr>
-      <w:r>
-        <w:rPr>
-          <w:rFonts w:ascii="Times New Roman" w:hAnsi="Times New Roman" w:cs="Times New Roman"/>
-          <w:b/>
-          <w:bCs/>
-          <w:sz w:val="20"/>
-          <w:szCs w:val="20"/>
-        </w:rPr>
         <w:t>Finalist</w:t>
       </w:r>
       <w:r>
@@ -1876,58 +1971,6 @@
           <w:szCs w:val="20"/>
         </w:rPr>
         <w:tab/>
-        <w:t>May 2026</w:t>
-      </w:r>
-    </w:p>
-    <w:p>
-      <w:pPr>
-        <w:spacing w:after="0" w:line="240" w:lineRule="auto"/>
-        <w:rPr>
-          <w:rFonts w:ascii="Times New Roman" w:hAnsi="Times New Roman" w:cs="Times New Roman"/>
-          <w:sz w:val="20"/>
-          <w:szCs w:val="20"/>
-        </w:rPr>
-      </w:pPr>
-      <w:r>
-        <w:rPr>
-          <w:rFonts w:ascii="Times New Roman" w:hAnsi="Times New Roman" w:cs="Times New Roman"/>
-          <w:sz w:val="20"/>
-          <w:szCs w:val="20"/>
-        </w:rPr>
-        <w:t>Refactory Hackathon 2026 | Refactory</w:t>
-      </w:r>
-    </w:p>
-    <w:p>
-      <w:pPr>
-        <w:spacing w:after="0" w:line="240" w:lineRule="auto"/>
-        <w:rPr>
-          <w:rFonts w:ascii="Times New Roman" w:hAnsi="Times New Roman" w:cs="Times New Roman"/>
-          <w:sz w:val="20"/>
-          <w:szCs w:val="20"/>
-        </w:rPr>
-      </w:pPr>
-    </w:p>
-    <w:p>
-      <w:pPr>
-        <w:tabs>
-          <w:tab w:val="right" w:pos="10466"/>
-        </w:tabs>
-        <w:spacing w:after="0" w:line="240" w:lineRule="auto"/>
-        <w:rPr>
-          <w:rFonts w:ascii="Times New Roman" w:hAnsi="Times New Roman" w:cs="Times New Roman"/>
-          <w:sz w:val="20"/>
-          <w:szCs w:val="20"/>
-        </w:rPr>
-      </w:pPr>
-      <w:r>
-        <w:rPr>
-          <w:rFonts w:ascii="Times New Roman" w:hAnsi="Times New Roman" w:cs="Times New Roman"/>
-          <w:b/>
-          <w:bCs/>
-          <w:sz w:val="20"/>
-          <w:szCs w:val="20"/>
-        </w:rPr>
-        <w:t>Finalist</w:t>
       </w:r>
       <w:r>
         <w:rPr>
@@ -1936,6 +1979,102 @@
           <w:szCs w:val="20"/>
         </w:rPr>
         <w:tab/>
+      </w:r>
+      <w:r>
+        <w:rPr>
+          <w:rFonts w:ascii="Times New Roman" w:hAnsi="Times New Roman" w:cs="Times New Roman"/>
+          <w:sz w:val="20"/>
+          <w:szCs w:val="20"/>
+        </w:rPr>
+        <w:tab/>
+      </w:r>
+      <w:r>
+        <w:rPr>
+          <w:rFonts w:ascii="Times New Roman" w:hAnsi="Times New Roman" w:cs="Times New Roman"/>
+          <w:sz w:val="20"/>
+          <w:szCs w:val="20"/>
+        </w:rPr>
+        <w:tab/>
+      </w:r>
+      <w:r>
+        <w:rPr>
+          <w:rFonts w:ascii="Times New Roman" w:hAnsi="Times New Roman" w:cs="Times New Roman"/>
+          <w:sz w:val="20"/>
+          <w:szCs w:val="20"/>
+        </w:rPr>
+        <w:tab/>
+      </w:r>
+      <w:r>
+        <w:rPr>
+          <w:rFonts w:ascii="Times New Roman" w:hAnsi="Times New Roman" w:cs="Times New Roman"/>
+          <w:sz w:val="20"/>
+          <w:szCs w:val="20"/>
+        </w:rPr>
+        <w:tab/>
+      </w:r>
+      <w:r>
+        <w:rPr>
+          <w:rFonts w:ascii="Times New Roman" w:hAnsi="Times New Roman" w:cs="Times New Roman"/>
+          <w:sz w:val="20"/>
+          <w:szCs w:val="20"/>
+        </w:rPr>
+        <w:tab/>
+      </w:r>
+      <w:r>
+        <w:rPr>
+          <w:rFonts w:ascii="Times New Roman" w:hAnsi="Times New Roman" w:cs="Times New Roman"/>
+          <w:sz w:val="20"/>
+          <w:szCs w:val="20"/>
+        </w:rPr>
+        <w:tab/>
+      </w:r>
+      <w:r>
+        <w:rPr>
+          <w:rFonts w:ascii="Times New Roman" w:hAnsi="Times New Roman" w:cs="Times New Roman"/>
+          <w:sz w:val="20"/>
+          <w:szCs w:val="20"/>
+        </w:rPr>
+        <w:tab/>
+      </w:r>
+      <w:r>
+        <w:rPr>
+          <w:rFonts w:ascii="Times New Roman" w:hAnsi="Times New Roman" w:cs="Times New Roman"/>
+          <w:sz w:val="20"/>
+          <w:szCs w:val="20"/>
+        </w:rPr>
+        <w:tab/>
+      </w:r>
+      <w:r>
+        <w:rPr>
+          <w:rFonts w:ascii="Times New Roman" w:hAnsi="Times New Roman" w:cs="Times New Roman"/>
+          <w:sz w:val="20"/>
+          <w:szCs w:val="20"/>
+        </w:rPr>
+        <w:tab/>
+      </w:r>
+      <w:r>
+        <w:rPr>
+          <w:rFonts w:ascii="Times New Roman" w:hAnsi="Times New Roman" w:cs="Times New Roman"/>
+          <w:sz w:val="20"/>
+          <w:szCs w:val="20"/>
+        </w:rPr>
+        <w:tab/>
+      </w:r>
+      <w:r>
+        <w:rPr>
+          <w:rFonts w:ascii="Times New Roman" w:hAnsi="Times New Roman" w:cs="Times New Roman"/>
+          <w:sz w:val="20"/>
+          <w:szCs w:val="20"/>
+        </w:rPr>
+        <w:tab/>
+        <w:t xml:space="preserve">    </w:t>
+      </w:r>
+      <w:r>
+        <w:rPr>
+          <w:rFonts w:ascii="Times New Roman" w:hAnsi="Times New Roman" w:cs="Times New Roman"/>
+          <w:sz w:val="20"/>
+          <w:szCs w:val="20"/>
+        </w:rPr>
         <w:t>April 2026</w:t>
       </w:r>
     </w:p>
@@ -2008,6 +2147,85 @@
           <w:sz w:val="20"/>
           <w:szCs w:val="20"/>
         </w:rPr>
+        <w:t>AWS Certified AI Practitioner</w:t>
+      </w:r>
+    </w:p>
+    <w:p>
+      <w:pPr>
+        <w:pStyle w:val="ListParagraph"/>
+        <w:spacing w:after="0" w:line="240" w:lineRule="auto"/>
+        <w:rPr>
+          <w:rFonts w:ascii="Times New Roman" w:hAnsi="Times New Roman" w:cs="Times New Roman"/>
+          <w:sz w:val="20"/>
+          <w:szCs w:val="20"/>
+        </w:rPr>
+      </w:pPr>
+      <w:r>
+        <w:rPr>
+          <w:rFonts w:ascii="Times New Roman" w:hAnsi="Times New Roman" w:cs="Times New Roman"/>
+          <w:sz w:val="20"/>
+          <w:szCs w:val="20"/>
+        </w:rPr>
+        <w:t xml:space="preserve">Issued: </w:t>
+      </w:r>
+      <w:r>
+        <w:rPr>
+          <w:rFonts w:ascii="Times New Roman" w:hAnsi="Times New Roman" w:cs="Times New Roman"/>
+          <w:sz w:val="20"/>
+          <w:szCs w:val="20"/>
+        </w:rPr>
+        <w:t>October</w:t>
+      </w:r>
+      <w:r>
+        <w:rPr>
+          <w:rFonts w:ascii="Times New Roman" w:hAnsi="Times New Roman" w:cs="Times New Roman"/>
+          <w:sz w:val="20"/>
+          <w:szCs w:val="20"/>
+        </w:rPr>
+        <w:t xml:space="preserve"> 2026 | Credential:</w:t>
+      </w:r>
+      <w:r>
+        <w:rPr>
+          <w:rFonts w:ascii="Times New Roman" w:hAnsi="Times New Roman" w:cs="Times New Roman"/>
+          <w:sz w:val="20"/>
+          <w:szCs w:val="20"/>
+        </w:rPr>
+        <w:t xml:space="preserve"> </w:t>
+      </w:r>
+      <w:hyperlink r:id="rId7" w:history="1">
+        <w:proofErr w:type="spellStart"/>
+        <w:r>
+          <w:rPr>
+            <w:rStyle w:val="Hyperlink"/>
+            <w:rFonts w:ascii="Times New Roman" w:hAnsi="Times New Roman" w:cs="Times New Roman"/>
+            <w:sz w:val="20"/>
+            <w:szCs w:val="20"/>
+          </w:rPr>
+          <w:t>Credly</w:t>
+        </w:r>
+        <w:proofErr w:type="spellEnd"/>
+      </w:hyperlink>
+    </w:p>
+    <w:p>
+      <w:pPr>
+        <w:pStyle w:val="ListParagraph"/>
+        <w:numPr>
+          <w:ilvl w:val="0"/>
+          <w:numId w:val="7"/>
+        </w:numPr>
+        <w:spacing w:after="0" w:line="240" w:lineRule="auto"/>
+        <w:rPr>
+          <w:rFonts w:ascii="Times New Roman" w:hAnsi="Times New Roman" w:cs="Times New Roman"/>
+          <w:sz w:val="20"/>
+          <w:szCs w:val="20"/>
+        </w:rPr>
+      </w:pPr>
+      <w:r>
+        <w:rPr>
+          <w:rFonts w:ascii="Times New Roman" w:hAnsi="Times New Roman" w:cs="Times New Roman"/>
+          <w:sz w:val="20"/>
+          <w:szCs w:val="20"/>
+        </w:rPr>
         <w:t>Google Advanced Data Analytics Professional | Google</w:t>
       </w:r>
     </w:p>
@@ -2029,7 +2247,7 @@
         </w:rPr>
         <w:t xml:space="preserve">Issued: July 2026 | Credential ID: </w:t>
       </w:r>
-      <w:hyperlink r:id="rId7" w:history="1">
+      <w:hyperlink r:id="rId8" w:history="1">
         <w:r>
           <w:rPr>
             <w:rStyle w:val="Hyperlink"/>
@@ -2091,7 +2309,7 @@
         </w:rPr>
         <w:t xml:space="preserve"> </w:t>
       </w:r>
-      <w:hyperlink r:id="rId8" w:history="1">
+      <w:hyperlink r:id="rId9" w:history="1">
         <w:r>
           <w:rPr>
             <w:rStyle w:val="Hyperlink"/>
@@ -2144,7 +2362,7 @@
         </w:rPr>
         <w:t xml:space="preserve">Issued: March 2026 | Credential ID: </w:t>
       </w:r>
-      <w:hyperlink r:id="rId9" w:history="1">
+      <w:hyperlink r:id="rId10" w:history="1">
         <w:r>
           <w:rPr>
             <w:rStyle w:val="Hyperlink"/>
@@ -2197,7 +2415,7 @@
         </w:rPr>
         <w:t xml:space="preserve">Issued: March 2026 | Credential ID: </w:t>
       </w:r>
-      <w:hyperlink r:id="rId10" w:history="1">
+      <w:hyperlink r:id="rId11" w:history="1">
         <w:r>
           <w:rPr>
             <w:rStyle w:val="Hyperlink"/>
@@ -2250,7 +2468,7 @@
         </w:rPr>
         <w:t xml:space="preserve">Issued: September 2025 | Credential: </w:t>
       </w:r>
-      <w:hyperlink r:id="rId11" w:history="1">
+      <w:hyperlink r:id="rId12" w:history="1">
         <w:r>
           <w:rPr>
             <w:rStyle w:val="Hyperlink"/>
@@ -3116,6 +3334,119 @@
     <w:nsid w:val="6E091242"/>
     <w:multiLevelType w:val="hybridMultilevel"/>
     <w:tmpl w:val="21228A98"/>
+    <w:lvl w:ilvl="0" w:tplc="38090001">
+      <w:start w:val="1"/>
+      <w:numFmt w:val="bullet"/>
+      <w:lvlText w:val=""/>
+      <w:lvlJc w:val="left"/>
+      <w:pPr>
+        <w:ind w:left="720" w:hanging="360"/>
+      </w:pPr>
+      <w:rPr>
+        <w:rFonts w:ascii="Symbol" w:hAnsi="Symbol" w:hint="default"/>
+      </w:rPr>
+    </w:lvl>
+    <w:lvl w:ilvl="1" w:tplc="38090003" w:tentative="1">
+      <w:start w:val="1"/>
+      <w:numFmt w:val="bullet"/>
+      <w:lvlText w:val="o"/>
+      <w:lvlJc w:val="left"/>
+      <w:pPr>
+        <w:ind w:left="1440" w:hanging="360"/>
+      </w:pPr>
+      <w:rPr>
+        <w:rFonts w:ascii="Courier New" w:hAnsi="Courier New" w:cs="Courier New" w:hint="default"/>
+      </w:rPr>
+    </w:lvl>
+    <w:lvl w:ilvl="2" w:tplc="38090005" w:tentative="1">
+      <w:start w:val="1"/>
+      <w:numFmt w:val="bullet"/>
+      <w:lvlText w:val=""/>
+      <w:lvlJc w:val="left"/>
+      <w:pPr>
+        <w:ind w:left="2160" w:hanging="360"/>
+      </w:pPr>
+      <w:rPr>
+        <w:rFonts w:ascii="Wingdings" w:hAnsi="Wingdings" w:hint="default"/>
+      </w:rPr>
+    </w:lvl>
+    <w:lvl w:ilvl="3" w:tplc="38090001" w:tentative="1">
+      <w:start w:val="1"/>
+      <w:numFmt w:val="bullet"/>
+      <w:lvlText w:val=""/>
+      <w:lvlJc w:val="left"/>
+      <w:pPr>
+        <w:ind w:left="2880" w:hanging="360"/>
+      </w:pPr>
+      <w:rPr>
+        <w:rFonts w:ascii="Symbol" w:hAnsi="Symbol" w:hint="default"/>
+      </w:rPr>
+    </w:lvl>
+    <w:lvl w:ilvl="4" w:tplc="38090003" w:tentative="1">
+      <w:start w:val="1"/>
+      <w:numFmt w:val="bullet"/>
+      <w:lvlText w:val="o"/>
+      <w:lvlJc w:val="left"/>
+      <w:pPr>
+        <w:ind w:left="3600" w:hanging="360"/>
+      </w:pPr>
+      <w:rPr>
+        <w:rFonts w:ascii="Courier New" w:hAnsi="Courier New" w:cs="Courier New" w:hint="default"/>
+      </w:rPr>
+    </w:lvl>
+    <w:lvl w:ilvl="5" w:tplc="38090005" w:tentative="1">
+      <w:start w:val="1"/>
+      <w:numFmt w:val="bullet"/>
+      <w:lvlText w:val=""/>
+      <w:lvlJc w:val="left"/>
+      <w:pPr>
+        <w:ind w:left="4320" w:hanging="360"/>
+      </w:pPr>
+      <w:rPr>
+        <w:rFonts w:ascii="Wingdings" w:hAnsi="Wingdings" w:hint="default"/>
+      </w:rPr>
+    </w:lvl>
+    <w:lvl w:ilvl="6" w:tplc="38090001" w:tentative="1">
+      <w:start w:val="1"/>
+      <w:numFmt w:val="bullet"/>
+      <w:lvlText w:val=""/>
+      <w:lvlJc w:val="left"/>
+      <w:pPr>
+        <w:ind w:left="5040" w:hanging="360"/>
+      </w:pPr>
+      <w:rPr>
+        <w:rFonts w:ascii="Symbol" w:hAnsi="Symbol" w:hint="default"/>
+      </w:rPr>
+    </w:lvl>
+    <w:lvl w:ilvl="7" w:tplc="38090003" w:tentative="1">
+      <w:start w:val="1"/>
+      <w:numFmt w:val="bullet"/>
+      <w:lvlText w:val="o"/>
+      <w:lvlJc w:val="left"/>
+      <w:pPr>
+        <w:ind w:left="5760" w:hanging="360"/>
+      </w:pPr>
+      <w:rPr>
+        <w:rFonts w:ascii="Courier New" w:hAnsi="Courier New" w:cs="Courier New" w:hint="default"/>
+      </w:rPr>
+    </w:lvl>
+    <w:lvl w:ilvl="8" w:tplc="38090005" w:tentative="1">
+      <w:start w:val="1"/>
+      <w:numFmt w:val="bullet"/>
+      <w:lvlText w:val=""/>
+      <w:lvlJc w:val="left"/>
+      <w:pPr>
+        <w:ind w:left="6480" w:hanging="360"/>
+      </w:pPr>
+      <w:rPr>
+        <w:rFonts w:ascii="Wingdings" w:hAnsi="Wingdings" w:hint="default"/>
+      </w:rPr>
+    </w:lvl>
+  </w:abstractNum>
+  <w:abstractNum w:abstractNumId="7" w15:restartNumberingAfterBreak="0">
+    <w:nsid w:val="75A936CA"/>
+    <w:multiLevelType w:val="hybridMultilevel"/>
+    <w:tmpl w:val="3C20DFE6"/>
     <w:lvl w:ilvl="0" w:tplc="38090001">
       <w:start w:val="1"/>
       <w:numFmt w:val="bullet"/>
@@ -3245,6 +3576,9 @@
   </w:num>
   <w:num w:numId="7" w16cid:durableId="1771463123">
     <w:abstractNumId w:val="2"/>
+  </w:num>
+  <w:num w:numId="8" w16cid:durableId="436027368">
+    <w:abstractNumId w:val="7"/>
   </w:num>
 </w:numbering>
 </file>
@@ -3649,7 +3983,7 @@
   <w:style w:type="paragraph" w:default="1" w:styleId="Normal">
     <w:name w:val="Normal"/>
     <w:qFormat/>
-    <w:rsid w:val="002E6A06"/>
+    <w:rsid w:val="0037625C"/>
   </w:style>
   <w:style w:type="paragraph" w:styleId="Heading1">
     <w:name w:val="heading 1"/>
@@ -3853,7 +4187,6 @@
   <w:style w:type="character" w:default="1" w:styleId="DefaultParagraphFont">
     <w:name w:val="Default Paragraph Font"/>
     <w:uiPriority w:val="1"/>
-    <w:semiHidden/>
     <w:unhideWhenUsed/>
   </w:style>
   <w:style w:type="table" w:default="1" w:styleId="TableNormal">
